--- a/ex2 电子秤的设计/2024382026 陈冠宇 电子秤的设计.docx
+++ b/ex2 电子秤的设计/2024382026 陈冠宇 电子秤的设计.docx
@@ -68,7 +68,7 @@
                         <w:txbxContent>
                           <w:p>
                             <w:pPr>
-                              <w:pStyle w:val="21"/>
+                              <w:pStyle w:val="23"/>
                               <w:rPr>
                                 <w:rFonts w:hint="default"/>
                                 <w:u w:val="single"/>
@@ -110,7 +110,7 @@
                   <w:txbxContent>
                     <w:p>
                       <w:pPr>
-                        <w:pStyle w:val="21"/>
+                        <w:pStyle w:val="23"/>
                         <w:rPr>
                           <w:rFonts w:hint="default"/>
                           <w:u w:val="single"/>
@@ -141,7 +141,7 @@
     </w:p>
     <w:tbl>
       <w:tblPr>
-        <w:tblStyle w:val="9"/>
+        <w:tblStyle w:val="11"/>
         <w:tblpPr w:leftFromText="180" w:rightFromText="180" w:vertAnchor="text" w:horzAnchor="margin" w:tblpXSpec="right" w:tblpY="-1091"/>
         <w:tblW w:w="3348" w:type="dxa"/>
         <w:jc w:val="right"/>
@@ -848,7 +848,25 @@
           <w:sz w:val="28"/>
           <w:u w:val="single"/>
         </w:rPr>
-        <w:t xml:space="preserve">               </w:t>
+        <w:t xml:space="preserve">  </w:t>
+      </w:r>
+      <w:r>
+        <w:rPr>
+          <w:rFonts w:hint="eastAsia"/>
+          <w:b/>
+          <w:sz w:val="28"/>
+          <w:u w:val="single"/>
+          <w:lang w:val="en-US" w:eastAsia="zh-CN"/>
+        </w:rPr>
+        <w:t>2026</w:t>
+      </w:r>
+      <w:r>
+        <w:rPr>
+          <w:b/>
+          <w:sz w:val="28"/>
+          <w:u w:val="single"/>
+        </w:rPr>
+        <w:t xml:space="preserve">   </w:t>
       </w:r>
       <w:r>
         <w:rPr>
@@ -863,7 +881,25 @@
           <w:sz w:val="28"/>
           <w:u w:val="single"/>
         </w:rPr>
-        <w:t xml:space="preserve">        </w:t>
+        <w:t xml:space="preserve">    </w:t>
+      </w:r>
+      <w:r>
+        <w:rPr>
+          <w:rFonts w:hint="eastAsia"/>
+          <w:b/>
+          <w:sz w:val="28"/>
+          <w:u w:val="single"/>
+          <w:lang w:val="en-US" w:eastAsia="zh-CN"/>
+        </w:rPr>
+        <w:t>4</w:t>
+      </w:r>
+      <w:r>
+        <w:rPr>
+          <w:b/>
+          <w:sz w:val="28"/>
+          <w:u w:val="single"/>
+        </w:rPr>
+        <w:t xml:space="preserve">    </w:t>
       </w:r>
       <w:r>
         <w:rPr>
@@ -878,7 +914,27 @@
           <w:sz w:val="28"/>
           <w:u w:val="single"/>
         </w:rPr>
-        <w:t xml:space="preserve">        </w:t>
+        <w:t xml:space="preserve">   </w:t>
+      </w:r>
+      <w:r>
+        <w:rPr>
+          <w:rFonts w:hint="eastAsia"/>
+          <w:b/>
+          <w:sz w:val="28"/>
+          <w:u w:val="single"/>
+          <w:lang w:val="en-US" w:eastAsia="zh-CN"/>
+        </w:rPr>
+        <w:t>18</w:t>
+      </w:r>
+      <w:bookmarkStart w:id="3" w:name="_GoBack"/>
+      <w:bookmarkEnd w:id="3"/>
+      <w:r>
+        <w:rPr>
+          <w:b/>
+          <w:sz w:val="28"/>
+          <w:u w:val="single"/>
+        </w:rPr>
+        <w:t xml:space="preserve">     </w:t>
       </w:r>
       <w:r>
         <w:rPr>
@@ -910,7 +966,7 @@
     </w:p>
     <w:tbl>
       <w:tblPr>
-        <w:tblStyle w:val="8"/>
+        <w:tblStyle w:val="10"/>
         <w:tblW w:w="8160" w:type="dxa"/>
         <w:tblInd w:w="108" w:type="dxa"/>
         <w:tblLayout w:type="fixed"/>
@@ -2157,83 +2213,1438 @@
               <w:spacing w:line="360" w:lineRule="auto"/>
               <w:ind w:firstLine="420"/>
               <w:rPr>
-                <w:rFonts w:hint="eastAsia" w:ascii="宋体" w:hAnsi="宋体" w:eastAsia="宋体"/>
+                <w:rFonts w:hint="eastAsia" w:ascii="宋体" w:hAnsi="宋体"/>
+                <w:sz w:val="21"/>
+                <w:szCs w:val="21"/>
+                <w:lang w:eastAsia="zh-CN"/>
+              </w:rPr>
+            </w:pPr>
+            <w:r>
+              <w:rPr>
+                <w:rFonts w:ascii="宋体" w:hAnsi="宋体"/>
+                <w:sz w:val="21"/>
+                <w:szCs w:val="21"/>
+              </w:rPr>
+              <w:t>组号：</w:t>
+            </w:r>
+            <w:r>
+              <w:rPr>
+                <w:rFonts w:ascii="宋体" w:hAnsi="宋体"/>
+                <w:sz w:val="21"/>
                 <w:szCs w:val="21"/>
                 <w:u w:val="single"/>
+              </w:rPr>
+              <w:t xml:space="preserve"> </w:t>
+            </w:r>
+            <w:r>
+              <w:rPr>
+                <w:rFonts w:hint="default" w:ascii="宋体" w:hAnsi="宋体"/>
+                <w:sz w:val="21"/>
+                <w:szCs w:val="21"/>
+                <w:u w:val="single"/>
+              </w:rPr>
+              <w:t>20</w:t>
+            </w:r>
+            <w:r>
+              <w:rPr>
+                <w:rFonts w:ascii="宋体" w:hAnsi="宋体"/>
+                <w:sz w:val="21"/>
+                <w:szCs w:val="21"/>
+                <w:u w:val="single"/>
+              </w:rPr>
+              <w:t xml:space="preserve"> </w:t>
+            </w:r>
+            <w:r>
+              <w:rPr>
+                <w:rFonts w:ascii="宋体" w:hAnsi="宋体"/>
+                <w:sz w:val="21"/>
+                <w:szCs w:val="21"/>
+              </w:rPr>
+              <w:t xml:space="preserve"> ；姓名</w:t>
+            </w:r>
+            <w:r>
+              <w:rPr>
+                <w:rFonts w:hint="default" w:ascii="宋体" w:hAnsi="宋体"/>
+                <w:sz w:val="21"/>
+                <w:szCs w:val="21"/>
+              </w:rPr>
+              <w:t xml:space="preserve"> </w:t>
+            </w:r>
+            <w:r>
+              <w:rPr>
+                <w:rFonts w:hint="eastAsia" w:ascii="宋体" w:hAnsi="宋体"/>
+                <w:sz w:val="21"/>
+                <w:szCs w:val="21"/>
                 <w:lang w:eastAsia="zh-CN"/>
               </w:rPr>
-            </w:pPr>
-            <w:r>
-              <w:rPr>
-                <w:rFonts w:ascii="宋体" w:hAnsi="宋体"/>
-                <w:sz w:val="21"/>
-                <w:szCs w:val="21"/>
-              </w:rPr>
-              <w:t>组号：</w:t>
-            </w:r>
-            <w:r>
-              <w:rPr>
-                <w:rFonts w:ascii="宋体" w:hAnsi="宋体"/>
-                <w:sz w:val="21"/>
-                <w:szCs w:val="21"/>
-                <w:u w:val="single"/>
-              </w:rPr>
-              <w:t xml:space="preserve"> </w:t>
-            </w:r>
-            <w:r>
-              <w:rPr>
-                <w:rFonts w:hint="default" w:ascii="宋体" w:hAnsi="宋体"/>
-                <w:sz w:val="21"/>
-                <w:szCs w:val="21"/>
-                <w:u w:val="single"/>
-              </w:rPr>
-              <w:t>20</w:t>
-            </w:r>
-            <w:r>
-              <w:rPr>
-                <w:rFonts w:ascii="宋体" w:hAnsi="宋体"/>
-                <w:sz w:val="21"/>
-                <w:szCs w:val="21"/>
-                <w:u w:val="single"/>
-              </w:rPr>
-              <w:t xml:space="preserve"> </w:t>
-            </w:r>
-            <w:r>
-              <w:rPr>
-                <w:rFonts w:ascii="宋体" w:hAnsi="宋体"/>
-                <w:sz w:val="21"/>
-                <w:szCs w:val="21"/>
-              </w:rPr>
-              <w:t xml:space="preserve"> ；姓名</w:t>
-            </w:r>
-            <w:r>
-              <w:rPr>
-                <w:rFonts w:hint="default" w:ascii="宋体" w:hAnsi="宋体"/>
-                <w:sz w:val="21"/>
-                <w:szCs w:val="21"/>
-              </w:rPr>
-              <w:t xml:space="preserve"> </w:t>
-            </w:r>
-            <w:r>
+              <w:t>陈冠宇</w:t>
+            </w:r>
+          </w:p>
+          <w:p>
+            <w:pPr>
+              <w:spacing w:line="360" w:lineRule="auto"/>
               <w:rPr>
                 <w:rFonts w:hint="eastAsia" w:ascii="宋体" w:hAnsi="宋体"/>
                 <w:sz w:val="21"/>
                 <w:szCs w:val="21"/>
                 <w:lang w:eastAsia="zh-CN"/>
               </w:rPr>
-              <w:t>陈冠宇</w:t>
-            </w:r>
-          </w:p>
-          <w:p>
-            <w:pPr>
-              <w:spacing w:line="360" w:lineRule="auto"/>
-              <w:rPr>
-                <w:rFonts w:eastAsia="黑体"/>
-                <w:sz w:val="24"/>
-                <w:szCs w:val="24"/>
-              </w:rPr>
-            </w:pPr>
-          </w:p>
+            </w:pPr>
+            <w:r>
+              <w:rPr>
+                <w:rFonts w:hint="eastAsia" w:ascii="宋体" w:hAnsi="宋体"/>
+                <w:sz w:val="21"/>
+                <w:szCs w:val="21"/>
+                <w:lang w:eastAsia="zh-CN"/>
+              </w:rPr>
+              <w:t>原始数据：</w:t>
+            </w:r>
+          </w:p>
+          <w:tbl>
+            <w:tblPr>
+              <w:tblStyle w:val="25"/>
+              <w:tblW w:w="7858" w:type="dxa"/>
+              <w:tblInd w:w="0" w:type="dxa"/>
+              <w:tblLayout w:type="fixed"/>
+              <w:tblCellMar>
+                <w:top w:w="0" w:type="dxa"/>
+                <w:left w:w="108" w:type="dxa"/>
+                <w:bottom w:w="0" w:type="dxa"/>
+                <w:right w:w="108" w:type="dxa"/>
+              </w:tblCellMar>
+            </w:tblPr>
+            <w:tblGrid>
+              <w:gridCol w:w="696"/>
+              <w:gridCol w:w="706"/>
+              <w:gridCol w:w="1076"/>
+              <w:gridCol w:w="1076"/>
+              <w:gridCol w:w="1076"/>
+              <w:gridCol w:w="1076"/>
+              <w:gridCol w:w="1076"/>
+              <w:gridCol w:w="1076"/>
+            </w:tblGrid>
+            <w:tr>
+              <w:tblPrEx>
+                <w:tblCellMar>
+                  <w:top w:w="0" w:type="dxa"/>
+                  <w:left w:w="108" w:type="dxa"/>
+                  <w:bottom w:w="0" w:type="dxa"/>
+                  <w:right w:w="108" w:type="dxa"/>
+                </w:tblCellMar>
+              </w:tblPrEx>
+              <w:trPr>
+                <w:trHeight w:val="700" w:hRule="atLeast"/>
+                <w:tblHeader/>
+              </w:trPr>
+              <w:tc>
+                <w:tcPr>
+                  <w:tcW w:w="696" w:type="dxa"/>
+                </w:tcPr>
+                <w:p>
+                  <w:pPr>
+                    <w:pStyle w:val="24"/>
+                    <w:rPr>
+                      <w:rFonts w:hint="eastAsia" w:ascii="宋体" w:hAnsi="宋体" w:eastAsia="宋体" w:cs="宋体"/>
+                    </w:rPr>
+                  </w:pPr>
+                  <w:r>
+                    <w:rPr>
+                      <w:rFonts w:hint="eastAsia" w:ascii="宋体" w:hAnsi="宋体" w:eastAsia="宋体" w:cs="宋体"/>
+                    </w:rPr>
+                    <w:t>砝码个数</w:t>
+                  </w:r>
+                </w:p>
+              </w:tc>
+              <w:tc>
+                <w:tcPr>
+                  <w:tcW w:w="706" w:type="dxa"/>
+                </w:tcPr>
+                <w:p>
+                  <w:pPr>
+                    <w:pStyle w:val="24"/>
+                    <w:rPr>
+                      <w:rFonts w:hint="eastAsia" w:ascii="宋体" w:hAnsi="宋体" w:eastAsia="宋体" w:cs="宋体"/>
+                    </w:rPr>
+                  </w:pPr>
+                  <w:r>
+                    <w:rPr>
+                      <w:rFonts w:hint="eastAsia" w:ascii="宋体" w:hAnsi="宋体" w:eastAsia="宋体" w:cs="宋体"/>
+                    </w:rPr>
+                    <w:t>质量(g)</w:t>
+                  </w:r>
+                </w:p>
+              </w:tc>
+              <w:tc>
+                <w:tcPr>
+                  <w:tcW w:w="1076" w:type="dxa"/>
+                </w:tcPr>
+                <w:p>
+                  <w:pPr>
+                    <w:pStyle w:val="24"/>
+                    <w:rPr>
+                      <w:rFonts w:hint="eastAsia" w:ascii="宋体" w:hAnsi="宋体" w:eastAsia="宋体" w:cs="宋体"/>
+                    </w:rPr>
+                  </w:pPr>
+                  <w:r>
+                    <w:rPr>
+                      <w:rFonts w:hint="eastAsia" w:ascii="宋体" w:hAnsi="宋体" w:eastAsia="宋体" w:cs="宋体"/>
+                    </w:rPr>
+                    <w:t>单臂上行(V)</w:t>
+                  </w:r>
+                </w:p>
+              </w:tc>
+              <w:tc>
+                <w:tcPr>
+                  <w:tcW w:w="1076" w:type="dxa"/>
+                </w:tcPr>
+                <w:p>
+                  <w:pPr>
+                    <w:pStyle w:val="24"/>
+                    <w:rPr>
+                      <w:rFonts w:hint="eastAsia" w:ascii="宋体" w:hAnsi="宋体" w:eastAsia="宋体" w:cs="宋体"/>
+                    </w:rPr>
+                  </w:pPr>
+                  <w:r>
+                    <w:rPr>
+                      <w:rFonts w:hint="eastAsia" w:ascii="宋体" w:hAnsi="宋体" w:eastAsia="宋体" w:cs="宋体"/>
+                    </w:rPr>
+                    <w:t>单臂下行(V)</w:t>
+                  </w:r>
+                </w:p>
+              </w:tc>
+              <w:tc>
+                <w:tcPr>
+                  <w:tcW w:w="1076" w:type="dxa"/>
+                </w:tcPr>
+                <w:p>
+                  <w:pPr>
+                    <w:pStyle w:val="24"/>
+                    <w:rPr>
+                      <w:rFonts w:hint="eastAsia" w:ascii="宋体" w:hAnsi="宋体" w:eastAsia="宋体" w:cs="宋体"/>
+                    </w:rPr>
+                  </w:pPr>
+                  <w:r>
+                    <w:rPr>
+                      <w:rFonts w:hint="eastAsia" w:ascii="宋体" w:hAnsi="宋体" w:eastAsia="宋体" w:cs="宋体"/>
+                    </w:rPr>
+                    <w:t>双臂上行(V)</w:t>
+                  </w:r>
+                </w:p>
+              </w:tc>
+              <w:tc>
+                <w:tcPr>
+                  <w:tcW w:w="1076" w:type="dxa"/>
+                </w:tcPr>
+                <w:p>
+                  <w:pPr>
+                    <w:pStyle w:val="24"/>
+                    <w:rPr>
+                      <w:rFonts w:hint="eastAsia" w:ascii="宋体" w:hAnsi="宋体" w:eastAsia="宋体" w:cs="宋体"/>
+                    </w:rPr>
+                  </w:pPr>
+                  <w:r>
+                    <w:rPr>
+                      <w:rFonts w:hint="eastAsia" w:ascii="宋体" w:hAnsi="宋体" w:eastAsia="宋体" w:cs="宋体"/>
+                    </w:rPr>
+                    <w:t>双臂下行(V)</w:t>
+                  </w:r>
+                </w:p>
+              </w:tc>
+              <w:tc>
+                <w:tcPr>
+                  <w:tcW w:w="1076" w:type="dxa"/>
+                </w:tcPr>
+                <w:p>
+                  <w:pPr>
+                    <w:pStyle w:val="24"/>
+                    <w:rPr>
+                      <w:rFonts w:hint="eastAsia" w:ascii="宋体" w:hAnsi="宋体" w:eastAsia="宋体" w:cs="宋体"/>
+                    </w:rPr>
+                  </w:pPr>
+                  <w:r>
+                    <w:rPr>
+                      <w:rFonts w:hint="eastAsia" w:ascii="宋体" w:hAnsi="宋体" w:eastAsia="宋体" w:cs="宋体"/>
+                    </w:rPr>
+                    <w:t>全臂上行(V)</w:t>
+                  </w:r>
+                </w:p>
+              </w:tc>
+              <w:tc>
+                <w:tcPr>
+                  <w:tcW w:w="1076" w:type="dxa"/>
+                </w:tcPr>
+                <w:p>
+                  <w:pPr>
+                    <w:pStyle w:val="24"/>
+                    <w:rPr>
+                      <w:rFonts w:hint="eastAsia" w:ascii="宋体" w:hAnsi="宋体" w:eastAsia="宋体" w:cs="宋体"/>
+                    </w:rPr>
+                  </w:pPr>
+                  <w:r>
+                    <w:rPr>
+                      <w:rFonts w:hint="eastAsia" w:ascii="宋体" w:hAnsi="宋体" w:eastAsia="宋体" w:cs="宋体"/>
+                    </w:rPr>
+                    <w:t>全臂下行(V)</w:t>
+                  </w:r>
+                </w:p>
+              </w:tc>
+            </w:tr>
+            <w:tr>
+              <w:tblPrEx>
+                <w:tblCellMar>
+                  <w:top w:w="0" w:type="dxa"/>
+                  <w:left w:w="108" w:type="dxa"/>
+                  <w:bottom w:w="0" w:type="dxa"/>
+                  <w:right w:w="108" w:type="dxa"/>
+                </w:tblCellMar>
+              </w:tblPrEx>
+              <w:trPr>
+                <w:trHeight w:val="369" w:hRule="atLeast"/>
+              </w:trPr>
+              <w:tc>
+                <w:tcPr>
+                  <w:tcW w:w="696" w:type="dxa"/>
+                </w:tcPr>
+                <w:p>
+                  <w:pPr>
+                    <w:pStyle w:val="24"/>
+                    <w:rPr>
+                      <w:rFonts w:hint="eastAsia" w:ascii="宋体" w:hAnsi="宋体" w:eastAsia="宋体" w:cs="宋体"/>
+                    </w:rPr>
+                  </w:pPr>
+                  <w:r>
+                    <w:rPr>
+                      <w:rFonts w:hint="eastAsia" w:ascii="宋体" w:hAnsi="宋体" w:eastAsia="宋体" w:cs="宋体"/>
+                    </w:rPr>
+                    <w:t>0</w:t>
+                  </w:r>
+                </w:p>
+              </w:tc>
+              <w:tc>
+                <w:tcPr>
+                  <w:tcW w:w="706" w:type="dxa"/>
+                </w:tcPr>
+                <w:p>
+                  <w:pPr>
+                    <w:pStyle w:val="24"/>
+                    <w:rPr>
+                      <w:rFonts w:hint="eastAsia" w:ascii="宋体" w:hAnsi="宋体" w:eastAsia="宋体" w:cs="宋体"/>
+                    </w:rPr>
+                  </w:pPr>
+                  <w:r>
+                    <w:rPr>
+                      <w:rFonts w:hint="eastAsia" w:ascii="宋体" w:hAnsi="宋体" w:eastAsia="宋体" w:cs="宋体"/>
+                    </w:rPr>
+                    <w:t>0</w:t>
+                  </w:r>
+                </w:p>
+              </w:tc>
+              <w:tc>
+                <w:tcPr>
+                  <w:tcW w:w="1076" w:type="dxa"/>
+                </w:tcPr>
+                <w:p>
+                  <w:pPr>
+                    <w:pStyle w:val="24"/>
+                    <w:rPr>
+                      <w:rFonts w:hint="eastAsia" w:ascii="宋体" w:hAnsi="宋体" w:eastAsia="宋体" w:cs="宋体"/>
+                    </w:rPr>
+                  </w:pPr>
+                  <w:r>
+                    <w:rPr>
+                      <w:rFonts w:hint="eastAsia" w:ascii="宋体" w:hAnsi="宋体" w:eastAsia="宋体" w:cs="宋体"/>
+                    </w:rPr>
+                    <w:t>-0.0057</w:t>
+                  </w:r>
+                </w:p>
+              </w:tc>
+              <w:tc>
+                <w:tcPr>
+                  <w:tcW w:w="1076" w:type="dxa"/>
+                </w:tcPr>
+                <w:p>
+                  <w:pPr>
+                    <w:pStyle w:val="24"/>
+                    <w:rPr>
+                      <w:rFonts w:hint="eastAsia" w:ascii="宋体" w:hAnsi="宋体" w:eastAsia="宋体" w:cs="宋体"/>
+                    </w:rPr>
+                  </w:pPr>
+                  <w:r>
+                    <w:rPr>
+                      <w:rFonts w:hint="eastAsia" w:ascii="宋体" w:hAnsi="宋体" w:eastAsia="宋体" w:cs="宋体"/>
+                    </w:rPr>
+                    <w:t>-0.0059</w:t>
+                  </w:r>
+                </w:p>
+              </w:tc>
+              <w:tc>
+                <w:tcPr>
+                  <w:tcW w:w="1076" w:type="dxa"/>
+                </w:tcPr>
+                <w:p>
+                  <w:pPr>
+                    <w:pStyle w:val="24"/>
+                    <w:rPr>
+                      <w:rFonts w:hint="eastAsia" w:ascii="宋体" w:hAnsi="宋体" w:eastAsia="宋体" w:cs="宋体"/>
+                    </w:rPr>
+                  </w:pPr>
+                  <w:r>
+                    <w:rPr>
+                      <w:rFonts w:hint="eastAsia" w:ascii="宋体" w:hAnsi="宋体" w:eastAsia="宋体" w:cs="宋体"/>
+                    </w:rPr>
+                    <w:t>0.0051</w:t>
+                  </w:r>
+                </w:p>
+              </w:tc>
+              <w:tc>
+                <w:tcPr>
+                  <w:tcW w:w="1076" w:type="dxa"/>
+                </w:tcPr>
+                <w:p>
+                  <w:pPr>
+                    <w:pStyle w:val="24"/>
+                    <w:rPr>
+                      <w:rFonts w:hint="eastAsia" w:ascii="宋体" w:hAnsi="宋体" w:eastAsia="宋体" w:cs="宋体"/>
+                    </w:rPr>
+                  </w:pPr>
+                  <w:r>
+                    <w:rPr>
+                      <w:rFonts w:hint="eastAsia" w:ascii="宋体" w:hAnsi="宋体" w:eastAsia="宋体" w:cs="宋体"/>
+                    </w:rPr>
+                    <w:t>0.0037</w:t>
+                  </w:r>
+                </w:p>
+              </w:tc>
+              <w:tc>
+                <w:tcPr>
+                  <w:tcW w:w="1076" w:type="dxa"/>
+                </w:tcPr>
+                <w:p>
+                  <w:pPr>
+                    <w:pStyle w:val="24"/>
+                    <w:rPr>
+                      <w:rFonts w:hint="eastAsia" w:ascii="宋体" w:hAnsi="宋体" w:eastAsia="宋体" w:cs="宋体"/>
+                    </w:rPr>
+                  </w:pPr>
+                  <w:r>
+                    <w:rPr>
+                      <w:rFonts w:hint="eastAsia" w:ascii="宋体" w:hAnsi="宋体" w:eastAsia="宋体" w:cs="宋体"/>
+                    </w:rPr>
+                    <w:t>0.0000</w:t>
+                  </w:r>
+                </w:p>
+              </w:tc>
+              <w:tc>
+                <w:tcPr>
+                  <w:tcW w:w="1076" w:type="dxa"/>
+                </w:tcPr>
+                <w:p>
+                  <w:pPr>
+                    <w:pStyle w:val="24"/>
+                    <w:rPr>
+                      <w:rFonts w:hint="eastAsia" w:ascii="宋体" w:hAnsi="宋体" w:eastAsia="宋体" w:cs="宋体"/>
+                    </w:rPr>
+                  </w:pPr>
+                  <w:r>
+                    <w:rPr>
+                      <w:rFonts w:hint="eastAsia" w:ascii="宋体" w:hAnsi="宋体" w:eastAsia="宋体" w:cs="宋体"/>
+                    </w:rPr>
+                    <w:t>-0.0034</w:t>
+                  </w:r>
+                </w:p>
+              </w:tc>
+            </w:tr>
+            <w:tr>
+              <w:tblPrEx>
+                <w:tblCellMar>
+                  <w:top w:w="0" w:type="dxa"/>
+                  <w:left w:w="108" w:type="dxa"/>
+                  <w:bottom w:w="0" w:type="dxa"/>
+                  <w:right w:w="108" w:type="dxa"/>
+                </w:tblCellMar>
+              </w:tblPrEx>
+              <w:trPr>
+                <w:trHeight w:val="204" w:hRule="atLeast"/>
+              </w:trPr>
+              <w:tc>
+                <w:tcPr>
+                  <w:tcW w:w="696" w:type="dxa"/>
+                </w:tcPr>
+                <w:p>
+                  <w:pPr>
+                    <w:pStyle w:val="24"/>
+                    <w:rPr>
+                      <w:rFonts w:hint="eastAsia" w:ascii="宋体" w:hAnsi="宋体" w:eastAsia="宋体" w:cs="宋体"/>
+                    </w:rPr>
+                  </w:pPr>
+                  <w:r>
+                    <w:rPr>
+                      <w:rFonts w:hint="eastAsia" w:ascii="宋体" w:hAnsi="宋体" w:eastAsia="宋体" w:cs="宋体"/>
+                    </w:rPr>
+                    <w:t>1</w:t>
+                  </w:r>
+                </w:p>
+              </w:tc>
+              <w:tc>
+                <w:tcPr>
+                  <w:tcW w:w="706" w:type="dxa"/>
+                </w:tcPr>
+                <w:p>
+                  <w:pPr>
+                    <w:pStyle w:val="24"/>
+                    <w:rPr>
+                      <w:rFonts w:hint="eastAsia" w:ascii="宋体" w:hAnsi="宋体" w:eastAsia="宋体" w:cs="宋体"/>
+                    </w:rPr>
+                  </w:pPr>
+                  <w:r>
+                    <w:rPr>
+                      <w:rFonts w:hint="eastAsia" w:ascii="宋体" w:hAnsi="宋体" w:eastAsia="宋体" w:cs="宋体"/>
+                    </w:rPr>
+                    <w:t>20</w:t>
+                  </w:r>
+                </w:p>
+              </w:tc>
+              <w:tc>
+                <w:tcPr>
+                  <w:tcW w:w="1076" w:type="dxa"/>
+                </w:tcPr>
+                <w:p>
+                  <w:pPr>
+                    <w:pStyle w:val="24"/>
+                    <w:rPr>
+                      <w:rFonts w:hint="eastAsia" w:ascii="宋体" w:hAnsi="宋体" w:eastAsia="宋体" w:cs="宋体"/>
+                    </w:rPr>
+                  </w:pPr>
+                  <w:r>
+                    <w:rPr>
+                      <w:rFonts w:hint="eastAsia" w:ascii="宋体" w:hAnsi="宋体" w:eastAsia="宋体" w:cs="宋体"/>
+                    </w:rPr>
+                    <w:t>0.0178</w:t>
+                  </w:r>
+                </w:p>
+              </w:tc>
+              <w:tc>
+                <w:tcPr>
+                  <w:tcW w:w="1076" w:type="dxa"/>
+                </w:tcPr>
+                <w:p>
+                  <w:pPr>
+                    <w:pStyle w:val="24"/>
+                    <w:rPr>
+                      <w:rFonts w:hint="eastAsia" w:ascii="宋体" w:hAnsi="宋体" w:eastAsia="宋体" w:cs="宋体"/>
+                    </w:rPr>
+                  </w:pPr>
+                  <w:r>
+                    <w:rPr>
+                      <w:rFonts w:hint="eastAsia" w:ascii="宋体" w:hAnsi="宋体" w:eastAsia="宋体" w:cs="宋体"/>
+                    </w:rPr>
+                    <w:t>0.0176</w:t>
+                  </w:r>
+                </w:p>
+              </w:tc>
+              <w:tc>
+                <w:tcPr>
+                  <w:tcW w:w="1076" w:type="dxa"/>
+                </w:tcPr>
+                <w:p>
+                  <w:pPr>
+                    <w:pStyle w:val="24"/>
+                    <w:rPr>
+                      <w:rFonts w:hint="eastAsia" w:ascii="宋体" w:hAnsi="宋体" w:eastAsia="宋体" w:cs="宋体"/>
+                    </w:rPr>
+                  </w:pPr>
+                  <w:r>
+                    <w:rPr>
+                      <w:rFonts w:hint="eastAsia" w:ascii="宋体" w:hAnsi="宋体" w:eastAsia="宋体" w:cs="宋体"/>
+                    </w:rPr>
+                    <w:t>0.0467</w:t>
+                  </w:r>
+                </w:p>
+              </w:tc>
+              <w:tc>
+                <w:tcPr>
+                  <w:tcW w:w="1076" w:type="dxa"/>
+                </w:tcPr>
+                <w:p>
+                  <w:pPr>
+                    <w:pStyle w:val="24"/>
+                    <w:rPr>
+                      <w:rFonts w:hint="eastAsia" w:ascii="宋体" w:hAnsi="宋体" w:eastAsia="宋体" w:cs="宋体"/>
+                    </w:rPr>
+                  </w:pPr>
+                  <w:r>
+                    <w:rPr>
+                      <w:rFonts w:hint="eastAsia" w:ascii="宋体" w:hAnsi="宋体" w:eastAsia="宋体" w:cs="宋体"/>
+                    </w:rPr>
+                    <w:t>0.0514</w:t>
+                  </w:r>
+                </w:p>
+              </w:tc>
+              <w:tc>
+                <w:tcPr>
+                  <w:tcW w:w="1076" w:type="dxa"/>
+                </w:tcPr>
+                <w:p>
+                  <w:pPr>
+                    <w:pStyle w:val="24"/>
+                    <w:rPr>
+                      <w:rFonts w:hint="eastAsia" w:ascii="宋体" w:hAnsi="宋体" w:eastAsia="宋体" w:cs="宋体"/>
+                    </w:rPr>
+                  </w:pPr>
+                  <w:r>
+                    <w:rPr>
+                      <w:rFonts w:hint="eastAsia" w:ascii="宋体" w:hAnsi="宋体" w:eastAsia="宋体" w:cs="宋体"/>
+                    </w:rPr>
+                    <w:t>0.0930</w:t>
+                  </w:r>
+                </w:p>
+              </w:tc>
+              <w:tc>
+                <w:tcPr>
+                  <w:tcW w:w="1076" w:type="dxa"/>
+                </w:tcPr>
+                <w:p>
+                  <w:pPr>
+                    <w:pStyle w:val="24"/>
+                    <w:rPr>
+                      <w:rFonts w:hint="eastAsia" w:ascii="宋体" w:hAnsi="宋体" w:eastAsia="宋体" w:cs="宋体"/>
+                    </w:rPr>
+                  </w:pPr>
+                  <w:r>
+                    <w:rPr>
+                      <w:rFonts w:hint="eastAsia" w:ascii="宋体" w:hAnsi="宋体" w:eastAsia="宋体" w:cs="宋体"/>
+                    </w:rPr>
+                    <w:t>0.0900</w:t>
+                  </w:r>
+                </w:p>
+              </w:tc>
+            </w:tr>
+            <w:tr>
+              <w:tblPrEx>
+                <w:tblCellMar>
+                  <w:top w:w="0" w:type="dxa"/>
+                  <w:left w:w="108" w:type="dxa"/>
+                  <w:bottom w:w="0" w:type="dxa"/>
+                  <w:right w:w="108" w:type="dxa"/>
+                </w:tblCellMar>
+              </w:tblPrEx>
+              <w:trPr>
+                <w:trHeight w:val="204" w:hRule="atLeast"/>
+              </w:trPr>
+              <w:tc>
+                <w:tcPr>
+                  <w:tcW w:w="696" w:type="dxa"/>
+                </w:tcPr>
+                <w:p>
+                  <w:pPr>
+                    <w:pStyle w:val="24"/>
+                    <w:rPr>
+                      <w:rFonts w:hint="eastAsia" w:ascii="宋体" w:hAnsi="宋体" w:eastAsia="宋体" w:cs="宋体"/>
+                    </w:rPr>
+                  </w:pPr>
+                  <w:r>
+                    <w:rPr>
+                      <w:rFonts w:hint="eastAsia" w:ascii="宋体" w:hAnsi="宋体" w:eastAsia="宋体" w:cs="宋体"/>
+                    </w:rPr>
+                    <w:t>2</w:t>
+                  </w:r>
+                </w:p>
+              </w:tc>
+              <w:tc>
+                <w:tcPr>
+                  <w:tcW w:w="706" w:type="dxa"/>
+                </w:tcPr>
+                <w:p>
+                  <w:pPr>
+                    <w:pStyle w:val="24"/>
+                    <w:rPr>
+                      <w:rFonts w:hint="eastAsia" w:ascii="宋体" w:hAnsi="宋体" w:eastAsia="宋体" w:cs="宋体"/>
+                    </w:rPr>
+                  </w:pPr>
+                  <w:r>
+                    <w:rPr>
+                      <w:rFonts w:hint="eastAsia" w:ascii="宋体" w:hAnsi="宋体" w:eastAsia="宋体" w:cs="宋体"/>
+                    </w:rPr>
+                    <w:t>40</w:t>
+                  </w:r>
+                </w:p>
+              </w:tc>
+              <w:tc>
+                <w:tcPr>
+                  <w:tcW w:w="1076" w:type="dxa"/>
+                </w:tcPr>
+                <w:p>
+                  <w:pPr>
+                    <w:pStyle w:val="24"/>
+                    <w:rPr>
+                      <w:rFonts w:hint="eastAsia" w:ascii="宋体" w:hAnsi="宋体" w:eastAsia="宋体" w:cs="宋体"/>
+                    </w:rPr>
+                  </w:pPr>
+                  <w:r>
+                    <w:rPr>
+                      <w:rFonts w:hint="eastAsia" w:ascii="宋体" w:hAnsi="宋体" w:eastAsia="宋体" w:cs="宋体"/>
+                    </w:rPr>
+                    <w:t>0.0418</w:t>
+                  </w:r>
+                </w:p>
+              </w:tc>
+              <w:tc>
+                <w:tcPr>
+                  <w:tcW w:w="1076" w:type="dxa"/>
+                </w:tcPr>
+                <w:p>
+                  <w:pPr>
+                    <w:pStyle w:val="24"/>
+                    <w:rPr>
+                      <w:rFonts w:hint="eastAsia" w:ascii="宋体" w:hAnsi="宋体" w:eastAsia="宋体" w:cs="宋体"/>
+                    </w:rPr>
+                  </w:pPr>
+                  <w:r>
+                    <w:rPr>
+                      <w:rFonts w:hint="eastAsia" w:ascii="宋体" w:hAnsi="宋体" w:eastAsia="宋体" w:cs="宋体"/>
+                    </w:rPr>
+                    <w:t>0.0417</w:t>
+                  </w:r>
+                </w:p>
+              </w:tc>
+              <w:tc>
+                <w:tcPr>
+                  <w:tcW w:w="1076" w:type="dxa"/>
+                </w:tcPr>
+                <w:p>
+                  <w:pPr>
+                    <w:pStyle w:val="24"/>
+                    <w:rPr>
+                      <w:rFonts w:hint="eastAsia" w:ascii="宋体" w:hAnsi="宋体" w:eastAsia="宋体" w:cs="宋体"/>
+                    </w:rPr>
+                  </w:pPr>
+                  <w:r>
+                    <w:rPr>
+                      <w:rFonts w:hint="eastAsia" w:ascii="宋体" w:hAnsi="宋体" w:eastAsia="宋体" w:cs="宋体"/>
+                    </w:rPr>
+                    <w:t>0.0956</w:t>
+                  </w:r>
+                </w:p>
+              </w:tc>
+              <w:tc>
+                <w:tcPr>
+                  <w:tcW w:w="1076" w:type="dxa"/>
+                </w:tcPr>
+                <w:p>
+                  <w:pPr>
+                    <w:pStyle w:val="24"/>
+                    <w:rPr>
+                      <w:rFonts w:hint="eastAsia" w:ascii="宋体" w:hAnsi="宋体" w:eastAsia="宋体" w:cs="宋体"/>
+                    </w:rPr>
+                  </w:pPr>
+                  <w:r>
+                    <w:rPr>
+                      <w:rFonts w:hint="eastAsia" w:ascii="宋体" w:hAnsi="宋体" w:eastAsia="宋体" w:cs="宋体"/>
+                    </w:rPr>
+                    <w:t>0.0992</w:t>
+                  </w:r>
+                </w:p>
+              </w:tc>
+              <w:tc>
+                <w:tcPr>
+                  <w:tcW w:w="1076" w:type="dxa"/>
+                </w:tcPr>
+                <w:p>
+                  <w:pPr>
+                    <w:pStyle w:val="24"/>
+                    <w:rPr>
+                      <w:rFonts w:hint="eastAsia" w:ascii="宋体" w:hAnsi="宋体" w:eastAsia="宋体" w:cs="宋体"/>
+                    </w:rPr>
+                  </w:pPr>
+                  <w:r>
+                    <w:rPr>
+                      <w:rFonts w:hint="eastAsia" w:ascii="宋体" w:hAnsi="宋体" w:eastAsia="宋体" w:cs="宋体"/>
+                    </w:rPr>
+                    <w:t>0.1883</w:t>
+                  </w:r>
+                </w:p>
+              </w:tc>
+              <w:tc>
+                <w:tcPr>
+                  <w:tcW w:w="1076" w:type="dxa"/>
+                </w:tcPr>
+                <w:p>
+                  <w:pPr>
+                    <w:pStyle w:val="24"/>
+                    <w:rPr>
+                      <w:rFonts w:hint="eastAsia" w:ascii="宋体" w:hAnsi="宋体" w:eastAsia="宋体" w:cs="宋体"/>
+                    </w:rPr>
+                  </w:pPr>
+                  <w:r>
+                    <w:rPr>
+                      <w:rFonts w:hint="eastAsia" w:ascii="宋体" w:hAnsi="宋体" w:eastAsia="宋体" w:cs="宋体"/>
+                    </w:rPr>
+                    <w:t>0.1844</w:t>
+                  </w:r>
+                </w:p>
+              </w:tc>
+            </w:tr>
+            <w:tr>
+              <w:tblPrEx>
+                <w:tblCellMar>
+                  <w:top w:w="0" w:type="dxa"/>
+                  <w:left w:w="108" w:type="dxa"/>
+                  <w:bottom w:w="0" w:type="dxa"/>
+                  <w:right w:w="108" w:type="dxa"/>
+                </w:tblCellMar>
+              </w:tblPrEx>
+              <w:trPr>
+                <w:trHeight w:val="204" w:hRule="atLeast"/>
+              </w:trPr>
+              <w:tc>
+                <w:tcPr>
+                  <w:tcW w:w="696" w:type="dxa"/>
+                </w:tcPr>
+                <w:p>
+                  <w:pPr>
+                    <w:pStyle w:val="24"/>
+                    <w:rPr>
+                      <w:rFonts w:hint="eastAsia" w:ascii="宋体" w:hAnsi="宋体" w:eastAsia="宋体" w:cs="宋体"/>
+                    </w:rPr>
+                  </w:pPr>
+                  <w:r>
+                    <w:rPr>
+                      <w:rFonts w:hint="eastAsia" w:ascii="宋体" w:hAnsi="宋体" w:eastAsia="宋体" w:cs="宋体"/>
+                    </w:rPr>
+                    <w:t>3</w:t>
+                  </w:r>
+                </w:p>
+              </w:tc>
+              <w:tc>
+                <w:tcPr>
+                  <w:tcW w:w="706" w:type="dxa"/>
+                </w:tcPr>
+                <w:p>
+                  <w:pPr>
+                    <w:pStyle w:val="24"/>
+                    <w:rPr>
+                      <w:rFonts w:hint="eastAsia" w:ascii="宋体" w:hAnsi="宋体" w:eastAsia="宋体" w:cs="宋体"/>
+                    </w:rPr>
+                  </w:pPr>
+                  <w:r>
+                    <w:rPr>
+                      <w:rFonts w:hint="eastAsia" w:ascii="宋体" w:hAnsi="宋体" w:eastAsia="宋体" w:cs="宋体"/>
+                    </w:rPr>
+                    <w:t>60</w:t>
+                  </w:r>
+                </w:p>
+              </w:tc>
+              <w:tc>
+                <w:tcPr>
+                  <w:tcW w:w="1076" w:type="dxa"/>
+                </w:tcPr>
+                <w:p>
+                  <w:pPr>
+                    <w:pStyle w:val="24"/>
+                    <w:rPr>
+                      <w:rFonts w:hint="eastAsia" w:ascii="宋体" w:hAnsi="宋体" w:eastAsia="宋体" w:cs="宋体"/>
+                    </w:rPr>
+                  </w:pPr>
+                  <w:r>
+                    <w:rPr>
+                      <w:rFonts w:hint="eastAsia" w:ascii="宋体" w:hAnsi="宋体" w:eastAsia="宋体" w:cs="宋体"/>
+                    </w:rPr>
+                    <w:t>0.0656</w:t>
+                  </w:r>
+                </w:p>
+              </w:tc>
+              <w:tc>
+                <w:tcPr>
+                  <w:tcW w:w="1076" w:type="dxa"/>
+                </w:tcPr>
+                <w:p>
+                  <w:pPr>
+                    <w:pStyle w:val="24"/>
+                    <w:rPr>
+                      <w:rFonts w:hint="eastAsia" w:ascii="宋体" w:hAnsi="宋体" w:eastAsia="宋体" w:cs="宋体"/>
+                    </w:rPr>
+                  </w:pPr>
+                  <w:r>
+                    <w:rPr>
+                      <w:rFonts w:hint="eastAsia" w:ascii="宋体" w:hAnsi="宋体" w:eastAsia="宋体" w:cs="宋体"/>
+                    </w:rPr>
+                    <w:t>0.0654</w:t>
+                  </w:r>
+                </w:p>
+              </w:tc>
+              <w:tc>
+                <w:tcPr>
+                  <w:tcW w:w="1076" w:type="dxa"/>
+                </w:tcPr>
+                <w:p>
+                  <w:pPr>
+                    <w:pStyle w:val="24"/>
+                    <w:rPr>
+                      <w:rFonts w:hint="eastAsia" w:ascii="宋体" w:hAnsi="宋体" w:eastAsia="宋体" w:cs="宋体"/>
+                    </w:rPr>
+                  </w:pPr>
+                  <w:r>
+                    <w:rPr>
+                      <w:rFonts w:hint="eastAsia" w:ascii="宋体" w:hAnsi="宋体" w:eastAsia="宋体" w:cs="宋体"/>
+                    </w:rPr>
+                    <w:t>0.1440</w:t>
+                  </w:r>
+                </w:p>
+              </w:tc>
+              <w:tc>
+                <w:tcPr>
+                  <w:tcW w:w="1076" w:type="dxa"/>
+                </w:tcPr>
+                <w:p>
+                  <w:pPr>
+                    <w:pStyle w:val="24"/>
+                    <w:rPr>
+                      <w:rFonts w:hint="eastAsia" w:ascii="宋体" w:hAnsi="宋体" w:eastAsia="宋体" w:cs="宋体"/>
+                    </w:rPr>
+                  </w:pPr>
+                  <w:r>
+                    <w:rPr>
+                      <w:rFonts w:hint="eastAsia" w:ascii="宋体" w:hAnsi="宋体" w:eastAsia="宋体" w:cs="宋体"/>
+                    </w:rPr>
+                    <w:t>0.1470</w:t>
+                  </w:r>
+                </w:p>
+              </w:tc>
+              <w:tc>
+                <w:tcPr>
+                  <w:tcW w:w="1076" w:type="dxa"/>
+                </w:tcPr>
+                <w:p>
+                  <w:pPr>
+                    <w:pStyle w:val="24"/>
+                    <w:rPr>
+                      <w:rFonts w:hint="eastAsia" w:ascii="宋体" w:hAnsi="宋体" w:eastAsia="宋体" w:cs="宋体"/>
+                    </w:rPr>
+                  </w:pPr>
+                  <w:r>
+                    <w:rPr>
+                      <w:rFonts w:hint="eastAsia" w:ascii="宋体" w:hAnsi="宋体" w:eastAsia="宋体" w:cs="宋体"/>
+                    </w:rPr>
+                    <w:t>0.2827</w:t>
+                  </w:r>
+                </w:p>
+              </w:tc>
+              <w:tc>
+                <w:tcPr>
+                  <w:tcW w:w="1076" w:type="dxa"/>
+                </w:tcPr>
+                <w:p>
+                  <w:pPr>
+                    <w:pStyle w:val="24"/>
+                    <w:rPr>
+                      <w:rFonts w:hint="eastAsia" w:ascii="宋体" w:hAnsi="宋体" w:eastAsia="宋体" w:cs="宋体"/>
+                    </w:rPr>
+                  </w:pPr>
+                  <w:r>
+                    <w:rPr>
+                      <w:rFonts w:hint="eastAsia" w:ascii="宋体" w:hAnsi="宋体" w:eastAsia="宋体" w:cs="宋体"/>
+                    </w:rPr>
+                    <w:t>0.2800</w:t>
+                  </w:r>
+                </w:p>
+              </w:tc>
+            </w:tr>
+            <w:tr>
+              <w:tblPrEx>
+                <w:tblCellMar>
+                  <w:top w:w="0" w:type="dxa"/>
+                  <w:left w:w="108" w:type="dxa"/>
+                  <w:bottom w:w="0" w:type="dxa"/>
+                  <w:right w:w="108" w:type="dxa"/>
+                </w:tblCellMar>
+              </w:tblPrEx>
+              <w:trPr>
+                <w:trHeight w:val="204" w:hRule="atLeast"/>
+              </w:trPr>
+              <w:tc>
+                <w:tcPr>
+                  <w:tcW w:w="696" w:type="dxa"/>
+                </w:tcPr>
+                <w:p>
+                  <w:pPr>
+                    <w:pStyle w:val="24"/>
+                    <w:rPr>
+                      <w:rFonts w:hint="eastAsia" w:ascii="宋体" w:hAnsi="宋体" w:eastAsia="宋体" w:cs="宋体"/>
+                    </w:rPr>
+                  </w:pPr>
+                  <w:r>
+                    <w:rPr>
+                      <w:rFonts w:hint="eastAsia" w:ascii="宋体" w:hAnsi="宋体" w:eastAsia="宋体" w:cs="宋体"/>
+                    </w:rPr>
+                    <w:t>4</w:t>
+                  </w:r>
+                </w:p>
+              </w:tc>
+              <w:tc>
+                <w:tcPr>
+                  <w:tcW w:w="706" w:type="dxa"/>
+                </w:tcPr>
+                <w:p>
+                  <w:pPr>
+                    <w:pStyle w:val="24"/>
+                    <w:rPr>
+                      <w:rFonts w:hint="eastAsia" w:ascii="宋体" w:hAnsi="宋体" w:eastAsia="宋体" w:cs="宋体"/>
+                    </w:rPr>
+                  </w:pPr>
+                  <w:r>
+                    <w:rPr>
+                      <w:rFonts w:hint="eastAsia" w:ascii="宋体" w:hAnsi="宋体" w:eastAsia="宋体" w:cs="宋体"/>
+                    </w:rPr>
+                    <w:t>80</w:t>
+                  </w:r>
+                </w:p>
+              </w:tc>
+              <w:tc>
+                <w:tcPr>
+                  <w:tcW w:w="1076" w:type="dxa"/>
+                </w:tcPr>
+                <w:p>
+                  <w:pPr>
+                    <w:pStyle w:val="24"/>
+                    <w:rPr>
+                      <w:rFonts w:hint="eastAsia" w:ascii="宋体" w:hAnsi="宋体" w:eastAsia="宋体" w:cs="宋体"/>
+                    </w:rPr>
+                  </w:pPr>
+                  <w:r>
+                    <w:rPr>
+                      <w:rFonts w:hint="eastAsia" w:ascii="宋体" w:hAnsi="宋体" w:eastAsia="宋体" w:cs="宋体"/>
+                    </w:rPr>
+                    <w:t>0.0895</w:t>
+                  </w:r>
+                </w:p>
+              </w:tc>
+              <w:tc>
+                <w:tcPr>
+                  <w:tcW w:w="1076" w:type="dxa"/>
+                </w:tcPr>
+                <w:p>
+                  <w:pPr>
+                    <w:pStyle w:val="24"/>
+                    <w:rPr>
+                      <w:rFonts w:hint="eastAsia" w:ascii="宋体" w:hAnsi="宋体" w:eastAsia="宋体" w:cs="宋体"/>
+                    </w:rPr>
+                  </w:pPr>
+                  <w:r>
+                    <w:rPr>
+                      <w:rFonts w:hint="eastAsia" w:ascii="宋体" w:hAnsi="宋体" w:eastAsia="宋体" w:cs="宋体"/>
+                    </w:rPr>
+                    <w:t>0.0893</w:t>
+                  </w:r>
+                </w:p>
+              </w:tc>
+              <w:tc>
+                <w:tcPr>
+                  <w:tcW w:w="1076" w:type="dxa"/>
+                </w:tcPr>
+                <w:p>
+                  <w:pPr>
+                    <w:pStyle w:val="24"/>
+                    <w:rPr>
+                      <w:rFonts w:hint="eastAsia" w:ascii="宋体" w:hAnsi="宋体" w:eastAsia="宋体" w:cs="宋体"/>
+                    </w:rPr>
+                  </w:pPr>
+                  <w:r>
+                    <w:rPr>
+                      <w:rFonts w:hint="eastAsia" w:ascii="宋体" w:hAnsi="宋体" w:eastAsia="宋体" w:cs="宋体"/>
+                    </w:rPr>
+                    <w:t>0.1926</w:t>
+                  </w:r>
+                </w:p>
+              </w:tc>
+              <w:tc>
+                <w:tcPr>
+                  <w:tcW w:w="1076" w:type="dxa"/>
+                </w:tcPr>
+                <w:p>
+                  <w:pPr>
+                    <w:pStyle w:val="24"/>
+                    <w:rPr>
+                      <w:rFonts w:hint="eastAsia" w:ascii="宋体" w:hAnsi="宋体" w:eastAsia="宋体" w:cs="宋体"/>
+                    </w:rPr>
+                  </w:pPr>
+                  <w:r>
+                    <w:rPr>
+                      <w:rFonts w:hint="eastAsia" w:ascii="宋体" w:hAnsi="宋体" w:eastAsia="宋体" w:cs="宋体"/>
+                    </w:rPr>
+                    <w:t>0.1941</w:t>
+                  </w:r>
+                </w:p>
+              </w:tc>
+              <w:tc>
+                <w:tcPr>
+                  <w:tcW w:w="1076" w:type="dxa"/>
+                </w:tcPr>
+                <w:p>
+                  <w:pPr>
+                    <w:pStyle w:val="24"/>
+                    <w:rPr>
+                      <w:rFonts w:hint="eastAsia" w:ascii="宋体" w:hAnsi="宋体" w:eastAsia="宋体" w:cs="宋体"/>
+                    </w:rPr>
+                  </w:pPr>
+                  <w:r>
+                    <w:rPr>
+                      <w:rFonts w:hint="eastAsia" w:ascii="宋体" w:hAnsi="宋体" w:eastAsia="宋体" w:cs="宋体"/>
+                    </w:rPr>
+                    <w:t>0.3764</w:t>
+                  </w:r>
+                </w:p>
+              </w:tc>
+              <w:tc>
+                <w:tcPr>
+                  <w:tcW w:w="1076" w:type="dxa"/>
+                </w:tcPr>
+                <w:p>
+                  <w:pPr>
+                    <w:pStyle w:val="24"/>
+                    <w:rPr>
+                      <w:rFonts w:hint="eastAsia" w:ascii="宋体" w:hAnsi="宋体" w:eastAsia="宋体" w:cs="宋体"/>
+                    </w:rPr>
+                  </w:pPr>
+                  <w:r>
+                    <w:rPr>
+                      <w:rFonts w:hint="eastAsia" w:ascii="宋体" w:hAnsi="宋体" w:eastAsia="宋体" w:cs="宋体"/>
+                    </w:rPr>
+                    <w:t>0.3745</w:t>
+                  </w:r>
+                </w:p>
+              </w:tc>
+            </w:tr>
+            <w:tr>
+              <w:tblPrEx>
+                <w:tblCellMar>
+                  <w:top w:w="0" w:type="dxa"/>
+                  <w:left w:w="108" w:type="dxa"/>
+                  <w:bottom w:w="0" w:type="dxa"/>
+                  <w:right w:w="108" w:type="dxa"/>
+                </w:tblCellMar>
+              </w:tblPrEx>
+              <w:trPr>
+                <w:trHeight w:val="204" w:hRule="atLeast"/>
+              </w:trPr>
+              <w:tc>
+                <w:tcPr>
+                  <w:tcW w:w="696" w:type="dxa"/>
+                </w:tcPr>
+                <w:p>
+                  <w:pPr>
+                    <w:pStyle w:val="24"/>
+                    <w:rPr>
+                      <w:rFonts w:hint="eastAsia" w:ascii="宋体" w:hAnsi="宋体" w:eastAsia="宋体" w:cs="宋体"/>
+                    </w:rPr>
+                  </w:pPr>
+                  <w:r>
+                    <w:rPr>
+                      <w:rFonts w:hint="eastAsia" w:ascii="宋体" w:hAnsi="宋体" w:eastAsia="宋体" w:cs="宋体"/>
+                    </w:rPr>
+                    <w:t>5</w:t>
+                  </w:r>
+                </w:p>
+              </w:tc>
+              <w:tc>
+                <w:tcPr>
+                  <w:tcW w:w="706" w:type="dxa"/>
+                </w:tcPr>
+                <w:p>
+                  <w:pPr>
+                    <w:pStyle w:val="24"/>
+                    <w:rPr>
+                      <w:rFonts w:hint="eastAsia" w:ascii="宋体" w:hAnsi="宋体" w:eastAsia="宋体" w:cs="宋体"/>
+                    </w:rPr>
+                  </w:pPr>
+                  <w:r>
+                    <w:rPr>
+                      <w:rFonts w:hint="eastAsia" w:ascii="宋体" w:hAnsi="宋体" w:eastAsia="宋体" w:cs="宋体"/>
+                    </w:rPr>
+                    <w:t>100</w:t>
+                  </w:r>
+                </w:p>
+              </w:tc>
+              <w:tc>
+                <w:tcPr>
+                  <w:tcW w:w="1076" w:type="dxa"/>
+                </w:tcPr>
+                <w:p>
+                  <w:pPr>
+                    <w:pStyle w:val="24"/>
+                    <w:rPr>
+                      <w:rFonts w:hint="eastAsia" w:ascii="宋体" w:hAnsi="宋体" w:eastAsia="宋体" w:cs="宋体"/>
+                    </w:rPr>
+                  </w:pPr>
+                  <w:r>
+                    <w:rPr>
+                      <w:rFonts w:hint="eastAsia" w:ascii="宋体" w:hAnsi="宋体" w:eastAsia="宋体" w:cs="宋体"/>
+                    </w:rPr>
+                    <w:t>0.1134</w:t>
+                  </w:r>
+                </w:p>
+              </w:tc>
+              <w:tc>
+                <w:tcPr>
+                  <w:tcW w:w="1076" w:type="dxa"/>
+                </w:tcPr>
+                <w:p>
+                  <w:pPr>
+                    <w:pStyle w:val="24"/>
+                    <w:rPr>
+                      <w:rFonts w:hint="eastAsia" w:ascii="宋体" w:hAnsi="宋体" w:eastAsia="宋体" w:cs="宋体"/>
+                    </w:rPr>
+                  </w:pPr>
+                  <w:r>
+                    <w:rPr>
+                      <w:rFonts w:hint="eastAsia" w:ascii="宋体" w:hAnsi="宋体" w:eastAsia="宋体" w:cs="宋体"/>
+                    </w:rPr>
+                    <w:t>0.1132</w:t>
+                  </w:r>
+                </w:p>
+              </w:tc>
+              <w:tc>
+                <w:tcPr>
+                  <w:tcW w:w="1076" w:type="dxa"/>
+                </w:tcPr>
+                <w:p>
+                  <w:pPr>
+                    <w:pStyle w:val="24"/>
+                    <w:rPr>
+                      <w:rFonts w:hint="eastAsia" w:ascii="宋体" w:hAnsi="宋体" w:eastAsia="宋体" w:cs="宋体"/>
+                    </w:rPr>
+                  </w:pPr>
+                  <w:r>
+                    <w:rPr>
+                      <w:rFonts w:hint="eastAsia" w:ascii="宋体" w:hAnsi="宋体" w:eastAsia="宋体" w:cs="宋体"/>
+                    </w:rPr>
+                    <w:t>0.2414</w:t>
+                  </w:r>
+                </w:p>
+              </w:tc>
+              <w:tc>
+                <w:tcPr>
+                  <w:tcW w:w="1076" w:type="dxa"/>
+                </w:tcPr>
+                <w:p>
+                  <w:pPr>
+                    <w:pStyle w:val="24"/>
+                    <w:rPr>
+                      <w:rFonts w:hint="eastAsia" w:ascii="宋体" w:hAnsi="宋体" w:eastAsia="宋体" w:cs="宋体"/>
+                    </w:rPr>
+                  </w:pPr>
+                  <w:r>
+                    <w:rPr>
+                      <w:rFonts w:hint="eastAsia" w:ascii="宋体" w:hAnsi="宋体" w:eastAsia="宋体" w:cs="宋体"/>
+                    </w:rPr>
+                    <w:t>0.2416</w:t>
+                  </w:r>
+                </w:p>
+              </w:tc>
+              <w:tc>
+                <w:tcPr>
+                  <w:tcW w:w="1076" w:type="dxa"/>
+                </w:tcPr>
+                <w:p>
+                  <w:pPr>
+                    <w:pStyle w:val="24"/>
+                    <w:rPr>
+                      <w:rFonts w:hint="eastAsia" w:ascii="宋体" w:hAnsi="宋体" w:eastAsia="宋体" w:cs="宋体"/>
+                    </w:rPr>
+                  </w:pPr>
+                  <w:r>
+                    <w:rPr>
+                      <w:rFonts w:hint="eastAsia" w:ascii="宋体" w:hAnsi="宋体" w:eastAsia="宋体" w:cs="宋体"/>
+                    </w:rPr>
+                    <w:t>0.4703</w:t>
+                  </w:r>
+                </w:p>
+              </w:tc>
+              <w:tc>
+                <w:tcPr>
+                  <w:tcW w:w="1076" w:type="dxa"/>
+                </w:tcPr>
+                <w:p>
+                  <w:pPr>
+                    <w:pStyle w:val="24"/>
+                    <w:rPr>
+                      <w:rFonts w:hint="eastAsia" w:ascii="宋体" w:hAnsi="宋体" w:eastAsia="宋体" w:cs="宋体"/>
+                    </w:rPr>
+                  </w:pPr>
+                  <w:r>
+                    <w:rPr>
+                      <w:rFonts w:hint="eastAsia" w:ascii="宋体" w:hAnsi="宋体" w:eastAsia="宋体" w:cs="宋体"/>
+                    </w:rPr>
+                    <w:t>0.4700</w:t>
+                  </w:r>
+                </w:p>
+              </w:tc>
+            </w:tr>
+            <w:tr>
+              <w:tblPrEx>
+                <w:tblCellMar>
+                  <w:top w:w="0" w:type="dxa"/>
+                  <w:left w:w="108" w:type="dxa"/>
+                  <w:bottom w:w="0" w:type="dxa"/>
+                  <w:right w:w="108" w:type="dxa"/>
+                </w:tblCellMar>
+              </w:tblPrEx>
+              <w:trPr>
+                <w:trHeight w:val="204" w:hRule="atLeast"/>
+              </w:trPr>
+              <w:tc>
+                <w:tcPr>
+                  <w:tcW w:w="696" w:type="dxa"/>
+                </w:tcPr>
+                <w:p>
+                  <w:pPr>
+                    <w:pStyle w:val="24"/>
+                    <w:rPr>
+                      <w:rFonts w:hint="eastAsia" w:ascii="宋体" w:hAnsi="宋体" w:eastAsia="宋体" w:cs="宋体"/>
+                    </w:rPr>
+                  </w:pPr>
+                  <w:r>
+                    <w:rPr>
+                      <w:rFonts w:hint="eastAsia" w:ascii="宋体" w:hAnsi="宋体" w:eastAsia="宋体" w:cs="宋体"/>
+                    </w:rPr>
+                    <w:t>6</w:t>
+                  </w:r>
+                </w:p>
+              </w:tc>
+              <w:tc>
+                <w:tcPr>
+                  <w:tcW w:w="706" w:type="dxa"/>
+                </w:tcPr>
+                <w:p>
+                  <w:pPr>
+                    <w:pStyle w:val="24"/>
+                    <w:rPr>
+                      <w:rFonts w:hint="eastAsia" w:ascii="宋体" w:hAnsi="宋体" w:eastAsia="宋体" w:cs="宋体"/>
+                    </w:rPr>
+                  </w:pPr>
+                  <w:r>
+                    <w:rPr>
+                      <w:rFonts w:hint="eastAsia" w:ascii="宋体" w:hAnsi="宋体" w:eastAsia="宋体" w:cs="宋体"/>
+                    </w:rPr>
+                    <w:t>120</w:t>
+                  </w:r>
+                </w:p>
+              </w:tc>
+              <w:tc>
+                <w:tcPr>
+                  <w:tcW w:w="1076" w:type="dxa"/>
+                </w:tcPr>
+                <w:p>
+                  <w:pPr>
+                    <w:pStyle w:val="24"/>
+                    <w:rPr>
+                      <w:rFonts w:hint="eastAsia" w:ascii="宋体" w:hAnsi="宋体" w:eastAsia="宋体" w:cs="宋体"/>
+                    </w:rPr>
+                  </w:pPr>
+                  <w:r>
+                    <w:rPr>
+                      <w:rFonts w:hint="eastAsia" w:ascii="宋体" w:hAnsi="宋体" w:eastAsia="宋体" w:cs="宋体"/>
+                    </w:rPr>
+                    <w:t>0.1370</w:t>
+                  </w:r>
+                </w:p>
+              </w:tc>
+              <w:tc>
+                <w:tcPr>
+                  <w:tcW w:w="1076" w:type="dxa"/>
+                </w:tcPr>
+                <w:p>
+                  <w:pPr>
+                    <w:pStyle w:val="24"/>
+                    <w:rPr>
+                      <w:rFonts w:hint="eastAsia" w:ascii="宋体" w:hAnsi="宋体" w:eastAsia="宋体" w:cs="宋体"/>
+                    </w:rPr>
+                  </w:pPr>
+                  <w:r>
+                    <w:rPr>
+                      <w:rFonts w:hint="eastAsia" w:ascii="宋体" w:hAnsi="宋体" w:eastAsia="宋体" w:cs="宋体"/>
+                    </w:rPr>
+                    <w:t>0.1370</w:t>
+                  </w:r>
+                </w:p>
+              </w:tc>
+              <w:tc>
+                <w:tcPr>
+                  <w:tcW w:w="1076" w:type="dxa"/>
+                </w:tcPr>
+                <w:p>
+                  <w:pPr>
+                    <w:pStyle w:val="24"/>
+                    <w:rPr>
+                      <w:rFonts w:hint="eastAsia" w:ascii="宋体" w:hAnsi="宋体" w:eastAsia="宋体" w:cs="宋体"/>
+                    </w:rPr>
+                  </w:pPr>
+                  <w:r>
+                    <w:rPr>
+                      <w:rFonts w:hint="eastAsia" w:ascii="宋体" w:hAnsi="宋体" w:eastAsia="宋体" w:cs="宋体"/>
+                    </w:rPr>
+                    <w:t>0.2893</w:t>
+                  </w:r>
+                </w:p>
+              </w:tc>
+              <w:tc>
+                <w:tcPr>
+                  <w:tcW w:w="1076" w:type="dxa"/>
+                </w:tcPr>
+                <w:p>
+                  <w:pPr>
+                    <w:pStyle w:val="24"/>
+                    <w:rPr>
+                      <w:rFonts w:hint="eastAsia" w:ascii="宋体" w:hAnsi="宋体" w:eastAsia="宋体" w:cs="宋体"/>
+                    </w:rPr>
+                  </w:pPr>
+                  <w:r>
+                    <w:rPr>
+                      <w:rFonts w:hint="eastAsia" w:ascii="宋体" w:hAnsi="宋体" w:eastAsia="宋体" w:cs="宋体"/>
+                    </w:rPr>
+                    <w:t>0.2893</w:t>
+                  </w:r>
+                </w:p>
+              </w:tc>
+              <w:tc>
+                <w:tcPr>
+                  <w:tcW w:w="1076" w:type="dxa"/>
+                </w:tcPr>
+                <w:p>
+                  <w:pPr>
+                    <w:pStyle w:val="24"/>
+                    <w:rPr>
+                      <w:rFonts w:hint="eastAsia" w:ascii="宋体" w:hAnsi="宋体" w:eastAsia="宋体" w:cs="宋体"/>
+                    </w:rPr>
+                  </w:pPr>
+                  <w:r>
+                    <w:rPr>
+                      <w:rFonts w:hint="eastAsia" w:ascii="宋体" w:hAnsi="宋体" w:eastAsia="宋体" w:cs="宋体"/>
+                    </w:rPr>
+                    <w:t>0.5645</w:t>
+                  </w:r>
+                </w:p>
+              </w:tc>
+              <w:tc>
+                <w:tcPr>
+                  <w:tcW w:w="1076" w:type="dxa"/>
+                </w:tcPr>
+                <w:p>
+                  <w:pPr>
+                    <w:pStyle w:val="24"/>
+                    <w:rPr>
+                      <w:rFonts w:hint="eastAsia" w:ascii="宋体" w:hAnsi="宋体" w:eastAsia="宋体" w:cs="宋体"/>
+                    </w:rPr>
+                  </w:pPr>
+                  <w:r>
+                    <w:rPr>
+                      <w:rFonts w:hint="eastAsia" w:ascii="宋体" w:hAnsi="宋体" w:eastAsia="宋体" w:cs="宋体"/>
+                    </w:rPr>
+                    <w:t>0.5045</w:t>
+                  </w:r>
+                </w:p>
+              </w:tc>
+            </w:tr>
+          </w:tbl>
           <w:p>
             <w:pPr>
               <w:spacing w:line="360" w:lineRule="auto"/>
@@ -2248,152 +3659,786 @@
             <w:pPr>
               <w:spacing w:line="360" w:lineRule="auto"/>
               <w:rPr>
-                <w:rFonts w:eastAsia="黑体"/>
+                <w:rFonts w:hint="eastAsia" w:eastAsia="黑体"/>
                 <w:sz w:val="22"/>
                 <w:szCs w:val="22"/>
-              </w:rPr>
-            </w:pPr>
-          </w:p>
-          <w:p>
-            <w:pPr>
-              <w:spacing w:line="360" w:lineRule="auto"/>
-              <w:rPr>
-                <w:rFonts w:eastAsia="黑体"/>
+                <w:lang w:eastAsia="zh-CN"/>
+              </w:rPr>
+            </w:pPr>
+            <w:r>
+              <w:rPr>
+                <w:rFonts w:hint="eastAsia" w:eastAsia="黑体"/>
                 <w:sz w:val="22"/>
                 <w:szCs w:val="22"/>
-              </w:rPr>
-            </w:pPr>
+                <w:lang w:eastAsia="zh-CN"/>
+              </w:rPr>
+              <w:drawing>
+                <wp:inline distT="0" distB="0" distL="114300" distR="114300">
+                  <wp:extent cx="3978910" cy="2239645"/>
+                  <wp:effectExtent l="0" t="0" r="8890" b="8255"/>
+                  <wp:docPr id="6" name="图片 6" descr="0c54fe5b65fa0ee73e8ee63e58fbe3f1"/>
+                  <wp:cNvGraphicFramePr>
+                    <a:graphicFrameLocks xmlns:a="http://schemas.openxmlformats.org/drawingml/2006/main" noChangeAspect="1"/>
+                  </wp:cNvGraphicFramePr>
+                  <a:graphic xmlns:a="http://schemas.openxmlformats.org/drawingml/2006/main">
+                    <a:graphicData uri="http://schemas.openxmlformats.org/drawingml/2006/picture">
+                      <pic:pic xmlns:pic="http://schemas.openxmlformats.org/drawingml/2006/picture">
+                        <pic:nvPicPr>
+                          <pic:cNvPr id="6" name="图片 6" descr="0c54fe5b65fa0ee73e8ee63e58fbe3f1"/>
+                          <pic:cNvPicPr>
+                            <a:picLocks noChangeAspect="1"/>
+                          </pic:cNvPicPr>
+                        </pic:nvPicPr>
+                        <pic:blipFill>
+                          <a:blip r:embed="rId10"/>
+                          <a:stretch>
+                            <a:fillRect/>
+                          </a:stretch>
+                        </pic:blipFill>
+                        <pic:spPr>
+                          <a:xfrm rot="10800000">
+                            <a:off x="0" y="0"/>
+                            <a:ext cx="3978910" cy="2239645"/>
+                          </a:xfrm>
+                          <a:prstGeom prst="rect">
+                            <a:avLst/>
+                          </a:prstGeom>
+                        </pic:spPr>
+                      </pic:pic>
+                    </a:graphicData>
+                  </a:graphic>
+                </wp:inline>
+              </w:drawing>
+            </w:r>
           </w:p>
           <w:p>
             <w:pPr>
               <w:spacing w:line="360" w:lineRule="auto"/>
               <w:rPr>
                 <w:rFonts w:eastAsia="黑体"/>
-                <w:sz w:val="22"/>
-                <w:szCs w:val="22"/>
-              </w:rPr>
-            </w:pPr>
-          </w:p>
-          <w:p>
-            <w:pPr>
-              <w:spacing w:line="360" w:lineRule="auto"/>
-              <w:rPr>
-                <w:rFonts w:eastAsia="黑体"/>
-                <w:sz w:val="22"/>
-                <w:szCs w:val="22"/>
-              </w:rPr>
-            </w:pPr>
-          </w:p>
-          <w:p>
-            <w:pPr>
-              <w:spacing w:line="360" w:lineRule="auto"/>
-              <w:rPr>
-                <w:rFonts w:eastAsia="黑体"/>
-                <w:sz w:val="22"/>
-                <w:szCs w:val="22"/>
-              </w:rPr>
-            </w:pPr>
-          </w:p>
-          <w:p>
-            <w:pPr>
-              <w:spacing w:line="360" w:lineRule="auto"/>
-              <w:rPr>
-                <w:rFonts w:eastAsia="黑体"/>
-                <w:sz w:val="22"/>
-                <w:szCs w:val="22"/>
-              </w:rPr>
-            </w:pPr>
-          </w:p>
-          <w:p>
-            <w:pPr>
-              <w:spacing w:line="360" w:lineRule="auto"/>
-              <w:rPr>
-                <w:rFonts w:eastAsia="黑体"/>
-                <w:sz w:val="22"/>
-                <w:szCs w:val="22"/>
-              </w:rPr>
-            </w:pPr>
-          </w:p>
-          <w:p>
-            <w:pPr>
-              <w:spacing w:line="360" w:lineRule="auto"/>
-              <w:rPr>
-                <w:rFonts w:eastAsia="黑体"/>
-                <w:sz w:val="22"/>
-                <w:szCs w:val="22"/>
-              </w:rPr>
-            </w:pPr>
-          </w:p>
-          <w:p>
-            <w:pPr>
-              <w:spacing w:line="360" w:lineRule="auto"/>
-              <w:rPr>
-                <w:rFonts w:eastAsia="黑体"/>
-                <w:sz w:val="22"/>
-                <w:szCs w:val="22"/>
-              </w:rPr>
-            </w:pPr>
-          </w:p>
-          <w:p>
-            <w:pPr>
-              <w:spacing w:line="360" w:lineRule="auto"/>
-              <w:rPr>
-                <w:rFonts w:eastAsia="黑体"/>
-                <w:sz w:val="22"/>
-                <w:szCs w:val="22"/>
-              </w:rPr>
-            </w:pPr>
-          </w:p>
-          <w:p>
-            <w:pPr>
-              <w:spacing w:line="360" w:lineRule="auto"/>
-              <w:rPr>
-                <w:rFonts w:eastAsia="黑体"/>
-                <w:sz w:val="22"/>
-                <w:szCs w:val="22"/>
-              </w:rPr>
-            </w:pPr>
-          </w:p>
-          <w:p>
-            <w:pPr>
-              <w:spacing w:line="360" w:lineRule="auto"/>
-              <w:rPr>
-                <w:rFonts w:eastAsia="黑体"/>
-                <w:sz w:val="22"/>
-                <w:szCs w:val="22"/>
-              </w:rPr>
-            </w:pPr>
-          </w:p>
-          <w:p>
-            <w:pPr>
-              <w:spacing w:line="360" w:lineRule="auto"/>
-              <w:rPr>
-                <w:rFonts w:eastAsia="黑体"/>
-                <w:sz w:val="22"/>
-                <w:szCs w:val="22"/>
-              </w:rPr>
-            </w:pPr>
-          </w:p>
-          <w:p>
-            <w:pPr>
-              <w:spacing w:line="360" w:lineRule="auto"/>
-              <w:rPr>
-                <w:rFonts w:eastAsia="黑体"/>
-                <w:sz w:val="22"/>
-                <w:szCs w:val="22"/>
-              </w:rPr>
-            </w:pPr>
-          </w:p>
-          <w:p>
-            <w:pPr>
-              <w:spacing w:line="360" w:lineRule="auto"/>
-              <w:rPr>
-                <w:rFonts w:eastAsia="黑体"/>
-                <w:sz w:val="22"/>
-                <w:szCs w:val="22"/>
-              </w:rPr>
-            </w:pPr>
-          </w:p>
+                <w:sz w:val="24"/>
+              </w:rPr>
+            </w:pPr>
+            <w:r>
+              <w:rPr>
+                <w:rFonts w:hint="eastAsia" w:ascii="宋体" w:hAnsi="宋体" w:eastAsia="宋体" w:cs="宋体"/>
+                <w:sz w:val="20"/>
+                <w:szCs w:val="20"/>
+              </w:rPr>
+              <w:t>平均电压（上行/下行均值）</w:t>
+            </w:r>
+          </w:p>
+          <w:tbl>
+            <w:tblPr>
+              <w:tblStyle w:val="25"/>
+              <w:tblW w:w="0" w:type="auto"/>
+              <w:tblInd w:w="0" w:type="dxa"/>
+              <w:tblLayout w:type="fixed"/>
+              <w:tblCellMar>
+                <w:top w:w="0" w:type="dxa"/>
+                <w:left w:w="108" w:type="dxa"/>
+                <w:bottom w:w="0" w:type="dxa"/>
+                <w:right w:w="108" w:type="dxa"/>
+              </w:tblCellMar>
+            </w:tblPr>
+            <w:tblGrid>
+              <w:gridCol w:w="1056"/>
+              <w:gridCol w:w="1536"/>
+              <w:gridCol w:w="1536"/>
+              <w:gridCol w:w="1536"/>
+            </w:tblGrid>
+            <w:tr>
+              <w:tblPrEx>
+                <w:tblCellMar>
+                  <w:top w:w="0" w:type="dxa"/>
+                  <w:left w:w="108" w:type="dxa"/>
+                  <w:bottom w:w="0" w:type="dxa"/>
+                  <w:right w:w="108" w:type="dxa"/>
+                </w:tblCellMar>
+              </w:tblPrEx>
+              <w:trPr>
+                <w:tblHeader/>
+              </w:trPr>
+              <w:tc>
+                <w:tcPr>
+                  <w:tcW w:w="1056" w:type="dxa"/>
+                </w:tcPr>
+                <w:p>
+                  <w:pPr>
+                    <w:pStyle w:val="24"/>
+                    <w:rPr>
+                      <w:rFonts w:hint="eastAsia" w:ascii="宋体" w:hAnsi="宋体" w:eastAsia="宋体" w:cs="宋体"/>
+                    </w:rPr>
+                  </w:pPr>
+                  <w:r>
+                    <w:rPr>
+                      <w:rFonts w:hint="eastAsia" w:ascii="宋体" w:hAnsi="宋体" w:eastAsia="宋体" w:cs="宋体"/>
+                    </w:rPr>
+                    <w:t>质量(g)</w:t>
+                  </w:r>
+                </w:p>
+              </w:tc>
+              <w:tc>
+                <w:tcPr>
+                  <w:tcW w:w="1536" w:type="dxa"/>
+                </w:tcPr>
+                <w:p>
+                  <w:pPr>
+                    <w:pStyle w:val="24"/>
+                    <w:rPr>
+                      <w:rFonts w:hint="eastAsia" w:ascii="宋体" w:hAnsi="宋体" w:eastAsia="宋体" w:cs="宋体"/>
+                    </w:rPr>
+                  </w:pPr>
+                  <w:r>
+                    <w:rPr>
+                      <w:rFonts w:hint="eastAsia" w:ascii="宋体" w:hAnsi="宋体" w:eastAsia="宋体" w:cs="宋体"/>
+                    </w:rPr>
+                    <w:t>单臂平均(V)</w:t>
+                  </w:r>
+                </w:p>
+              </w:tc>
+              <w:tc>
+                <w:tcPr>
+                  <w:tcW w:w="1536" w:type="dxa"/>
+                </w:tcPr>
+                <w:p>
+                  <w:pPr>
+                    <w:pStyle w:val="24"/>
+                    <w:rPr>
+                      <w:rFonts w:hint="eastAsia" w:ascii="宋体" w:hAnsi="宋体" w:eastAsia="宋体" w:cs="宋体"/>
+                    </w:rPr>
+                  </w:pPr>
+                  <w:r>
+                    <w:rPr>
+                      <w:rFonts w:hint="eastAsia" w:ascii="宋体" w:hAnsi="宋体" w:eastAsia="宋体" w:cs="宋体"/>
+                    </w:rPr>
+                    <w:t>双臂平均(V)</w:t>
+                  </w:r>
+                </w:p>
+              </w:tc>
+              <w:tc>
+                <w:tcPr>
+                  <w:tcW w:w="1536" w:type="dxa"/>
+                </w:tcPr>
+                <w:p>
+                  <w:pPr>
+                    <w:pStyle w:val="24"/>
+                    <w:rPr>
+                      <w:rFonts w:hint="eastAsia" w:ascii="宋体" w:hAnsi="宋体" w:eastAsia="宋体" w:cs="宋体"/>
+                    </w:rPr>
+                  </w:pPr>
+                  <w:r>
+                    <w:rPr>
+                      <w:rFonts w:hint="eastAsia" w:ascii="宋体" w:hAnsi="宋体" w:eastAsia="宋体" w:cs="宋体"/>
+                    </w:rPr>
+                    <w:t>全臂平均(V)</w:t>
+                  </w:r>
+                </w:p>
+              </w:tc>
+            </w:tr>
+            <w:tr>
+              <w:tblPrEx>
+                <w:tblCellMar>
+                  <w:top w:w="0" w:type="dxa"/>
+                  <w:left w:w="108" w:type="dxa"/>
+                  <w:bottom w:w="0" w:type="dxa"/>
+                  <w:right w:w="108" w:type="dxa"/>
+                </w:tblCellMar>
+              </w:tblPrEx>
+              <w:tc>
+                <w:tcPr>
+                  <w:tcW w:w="1056" w:type="dxa"/>
+                </w:tcPr>
+                <w:p>
+                  <w:pPr>
+                    <w:pStyle w:val="24"/>
+                    <w:rPr>
+                      <w:rFonts w:hint="eastAsia" w:ascii="宋体" w:hAnsi="宋体" w:eastAsia="宋体" w:cs="宋体"/>
+                    </w:rPr>
+                  </w:pPr>
+                  <w:r>
+                    <w:rPr>
+                      <w:rFonts w:hint="eastAsia" w:ascii="宋体" w:hAnsi="宋体" w:eastAsia="宋体" w:cs="宋体"/>
+                    </w:rPr>
+                    <w:t>0</w:t>
+                  </w:r>
+                </w:p>
+              </w:tc>
+              <w:tc>
+                <w:tcPr>
+                  <w:tcW w:w="1536" w:type="dxa"/>
+                </w:tcPr>
+                <w:p>
+                  <w:pPr>
+                    <w:pStyle w:val="24"/>
+                    <w:rPr>
+                      <w:rFonts w:hint="eastAsia" w:ascii="宋体" w:hAnsi="宋体" w:eastAsia="宋体" w:cs="宋体"/>
+                    </w:rPr>
+                  </w:pPr>
+                  <w:r>
+                    <w:rPr>
+                      <w:rFonts w:hint="eastAsia" w:ascii="宋体" w:hAnsi="宋体" w:eastAsia="宋体" w:cs="宋体"/>
+                    </w:rPr>
+                    <w:t>-0.00580</w:t>
+                  </w:r>
+                </w:p>
+              </w:tc>
+              <w:tc>
+                <w:tcPr>
+                  <w:tcW w:w="1536" w:type="dxa"/>
+                </w:tcPr>
+                <w:p>
+                  <w:pPr>
+                    <w:pStyle w:val="24"/>
+                    <w:rPr>
+                      <w:rFonts w:hint="eastAsia" w:ascii="宋体" w:hAnsi="宋体" w:eastAsia="宋体" w:cs="宋体"/>
+                    </w:rPr>
+                  </w:pPr>
+                  <w:r>
+                    <w:rPr>
+                      <w:rFonts w:hint="eastAsia" w:ascii="宋体" w:hAnsi="宋体" w:eastAsia="宋体" w:cs="宋体"/>
+                    </w:rPr>
+                    <w:t>0.00440</w:t>
+                  </w:r>
+                </w:p>
+              </w:tc>
+              <w:tc>
+                <w:tcPr>
+                  <w:tcW w:w="1536" w:type="dxa"/>
+                </w:tcPr>
+                <w:p>
+                  <w:pPr>
+                    <w:pStyle w:val="24"/>
+                    <w:rPr>
+                      <w:rFonts w:hint="eastAsia" w:ascii="宋体" w:hAnsi="宋体" w:eastAsia="宋体" w:cs="宋体"/>
+                    </w:rPr>
+                  </w:pPr>
+                  <w:r>
+                    <w:rPr>
+                      <w:rFonts w:hint="eastAsia" w:ascii="宋体" w:hAnsi="宋体" w:eastAsia="宋体" w:cs="宋体"/>
+                    </w:rPr>
+                    <w:t>-0.00170</w:t>
+                  </w:r>
+                </w:p>
+              </w:tc>
+            </w:tr>
+            <w:tr>
+              <w:tblPrEx>
+                <w:tblCellMar>
+                  <w:top w:w="0" w:type="dxa"/>
+                  <w:left w:w="108" w:type="dxa"/>
+                  <w:bottom w:w="0" w:type="dxa"/>
+                  <w:right w:w="108" w:type="dxa"/>
+                </w:tblCellMar>
+              </w:tblPrEx>
+              <w:tc>
+                <w:tcPr>
+                  <w:tcW w:w="1056" w:type="dxa"/>
+                </w:tcPr>
+                <w:p>
+                  <w:pPr>
+                    <w:pStyle w:val="24"/>
+                    <w:rPr>
+                      <w:rFonts w:hint="eastAsia" w:ascii="宋体" w:hAnsi="宋体" w:eastAsia="宋体" w:cs="宋体"/>
+                    </w:rPr>
+                  </w:pPr>
+                  <w:r>
+                    <w:rPr>
+                      <w:rFonts w:hint="eastAsia" w:ascii="宋体" w:hAnsi="宋体" w:eastAsia="宋体" w:cs="宋体"/>
+                    </w:rPr>
+                    <w:t>20</w:t>
+                  </w:r>
+                </w:p>
+              </w:tc>
+              <w:tc>
+                <w:tcPr>
+                  <w:tcW w:w="1536" w:type="dxa"/>
+                </w:tcPr>
+                <w:p>
+                  <w:pPr>
+                    <w:pStyle w:val="24"/>
+                    <w:rPr>
+                      <w:rFonts w:hint="eastAsia" w:ascii="宋体" w:hAnsi="宋体" w:eastAsia="宋体" w:cs="宋体"/>
+                    </w:rPr>
+                  </w:pPr>
+                  <w:r>
+                    <w:rPr>
+                      <w:rFonts w:hint="eastAsia" w:ascii="宋体" w:hAnsi="宋体" w:eastAsia="宋体" w:cs="宋体"/>
+                    </w:rPr>
+                    <w:t>0.01770</w:t>
+                  </w:r>
+                </w:p>
+              </w:tc>
+              <w:tc>
+                <w:tcPr>
+                  <w:tcW w:w="1536" w:type="dxa"/>
+                </w:tcPr>
+                <w:p>
+                  <w:pPr>
+                    <w:pStyle w:val="24"/>
+                    <w:rPr>
+                      <w:rFonts w:hint="eastAsia" w:ascii="宋体" w:hAnsi="宋体" w:eastAsia="宋体" w:cs="宋体"/>
+                    </w:rPr>
+                  </w:pPr>
+                  <w:r>
+                    <w:rPr>
+                      <w:rFonts w:hint="eastAsia" w:ascii="宋体" w:hAnsi="宋体" w:eastAsia="宋体" w:cs="宋体"/>
+                    </w:rPr>
+                    <w:t>0.04905</w:t>
+                  </w:r>
+                </w:p>
+              </w:tc>
+              <w:tc>
+                <w:tcPr>
+                  <w:tcW w:w="1536" w:type="dxa"/>
+                </w:tcPr>
+                <w:p>
+                  <w:pPr>
+                    <w:pStyle w:val="24"/>
+                    <w:rPr>
+                      <w:rFonts w:hint="eastAsia" w:ascii="宋体" w:hAnsi="宋体" w:eastAsia="宋体" w:cs="宋体"/>
+                    </w:rPr>
+                  </w:pPr>
+                  <w:r>
+                    <w:rPr>
+                      <w:rFonts w:hint="eastAsia" w:ascii="宋体" w:hAnsi="宋体" w:eastAsia="宋体" w:cs="宋体"/>
+                    </w:rPr>
+                    <w:t>0.09150</w:t>
+                  </w:r>
+                </w:p>
+              </w:tc>
+            </w:tr>
+            <w:tr>
+              <w:tblPrEx>
+                <w:tblCellMar>
+                  <w:top w:w="0" w:type="dxa"/>
+                  <w:left w:w="108" w:type="dxa"/>
+                  <w:bottom w:w="0" w:type="dxa"/>
+                  <w:right w:w="108" w:type="dxa"/>
+                </w:tblCellMar>
+              </w:tblPrEx>
+              <w:tc>
+                <w:tcPr>
+                  <w:tcW w:w="1056" w:type="dxa"/>
+                </w:tcPr>
+                <w:p>
+                  <w:pPr>
+                    <w:pStyle w:val="24"/>
+                    <w:rPr>
+                      <w:rFonts w:hint="eastAsia" w:ascii="宋体" w:hAnsi="宋体" w:eastAsia="宋体" w:cs="宋体"/>
+                    </w:rPr>
+                  </w:pPr>
+                  <w:r>
+                    <w:rPr>
+                      <w:rFonts w:hint="eastAsia" w:ascii="宋体" w:hAnsi="宋体" w:eastAsia="宋体" w:cs="宋体"/>
+                    </w:rPr>
+                    <w:t>40</w:t>
+                  </w:r>
+                </w:p>
+              </w:tc>
+              <w:tc>
+                <w:tcPr>
+                  <w:tcW w:w="1536" w:type="dxa"/>
+                </w:tcPr>
+                <w:p>
+                  <w:pPr>
+                    <w:pStyle w:val="24"/>
+                    <w:rPr>
+                      <w:rFonts w:hint="eastAsia" w:ascii="宋体" w:hAnsi="宋体" w:eastAsia="宋体" w:cs="宋体"/>
+                    </w:rPr>
+                  </w:pPr>
+                  <w:r>
+                    <w:rPr>
+                      <w:rFonts w:hint="eastAsia" w:ascii="宋体" w:hAnsi="宋体" w:eastAsia="宋体" w:cs="宋体"/>
+                    </w:rPr>
+                    <w:t>0.04175</w:t>
+                  </w:r>
+                </w:p>
+              </w:tc>
+              <w:tc>
+                <w:tcPr>
+                  <w:tcW w:w="1536" w:type="dxa"/>
+                </w:tcPr>
+                <w:p>
+                  <w:pPr>
+                    <w:pStyle w:val="24"/>
+                    <w:rPr>
+                      <w:rFonts w:hint="eastAsia" w:ascii="宋体" w:hAnsi="宋体" w:eastAsia="宋体" w:cs="宋体"/>
+                    </w:rPr>
+                  </w:pPr>
+                  <w:r>
+                    <w:rPr>
+                      <w:rFonts w:hint="eastAsia" w:ascii="宋体" w:hAnsi="宋体" w:eastAsia="宋体" w:cs="宋体"/>
+                    </w:rPr>
+                    <w:t>0.09740</w:t>
+                  </w:r>
+                </w:p>
+              </w:tc>
+              <w:tc>
+                <w:tcPr>
+                  <w:tcW w:w="1536" w:type="dxa"/>
+                </w:tcPr>
+                <w:p>
+                  <w:pPr>
+                    <w:pStyle w:val="24"/>
+                    <w:rPr>
+                      <w:rFonts w:hint="eastAsia" w:ascii="宋体" w:hAnsi="宋体" w:eastAsia="宋体" w:cs="宋体"/>
+                    </w:rPr>
+                  </w:pPr>
+                  <w:r>
+                    <w:rPr>
+                      <w:rFonts w:hint="eastAsia" w:ascii="宋体" w:hAnsi="宋体" w:eastAsia="宋体" w:cs="宋体"/>
+                    </w:rPr>
+                    <w:t>0.18635</w:t>
+                  </w:r>
+                </w:p>
+              </w:tc>
+            </w:tr>
+            <w:tr>
+              <w:tblPrEx>
+                <w:tblCellMar>
+                  <w:top w:w="0" w:type="dxa"/>
+                  <w:left w:w="108" w:type="dxa"/>
+                  <w:bottom w:w="0" w:type="dxa"/>
+                  <w:right w:w="108" w:type="dxa"/>
+                </w:tblCellMar>
+              </w:tblPrEx>
+              <w:tc>
+                <w:tcPr>
+                  <w:tcW w:w="1056" w:type="dxa"/>
+                </w:tcPr>
+                <w:p>
+                  <w:pPr>
+                    <w:pStyle w:val="24"/>
+                    <w:rPr>
+                      <w:rFonts w:hint="eastAsia" w:ascii="宋体" w:hAnsi="宋体" w:eastAsia="宋体" w:cs="宋体"/>
+                    </w:rPr>
+                  </w:pPr>
+                  <w:r>
+                    <w:rPr>
+                      <w:rFonts w:hint="eastAsia" w:ascii="宋体" w:hAnsi="宋体" w:eastAsia="宋体" w:cs="宋体"/>
+                    </w:rPr>
+                    <w:t>60</w:t>
+                  </w:r>
+                </w:p>
+              </w:tc>
+              <w:tc>
+                <w:tcPr>
+                  <w:tcW w:w="1536" w:type="dxa"/>
+                </w:tcPr>
+                <w:p>
+                  <w:pPr>
+                    <w:pStyle w:val="24"/>
+                    <w:rPr>
+                      <w:rFonts w:hint="eastAsia" w:ascii="宋体" w:hAnsi="宋体" w:eastAsia="宋体" w:cs="宋体"/>
+                    </w:rPr>
+                  </w:pPr>
+                  <w:r>
+                    <w:rPr>
+                      <w:rFonts w:hint="eastAsia" w:ascii="宋体" w:hAnsi="宋体" w:eastAsia="宋体" w:cs="宋体"/>
+                    </w:rPr>
+                    <w:t>0.06550</w:t>
+                  </w:r>
+                </w:p>
+              </w:tc>
+              <w:tc>
+                <w:tcPr>
+                  <w:tcW w:w="1536" w:type="dxa"/>
+                </w:tcPr>
+                <w:p>
+                  <w:pPr>
+                    <w:pStyle w:val="24"/>
+                    <w:rPr>
+                      <w:rFonts w:hint="eastAsia" w:ascii="宋体" w:hAnsi="宋体" w:eastAsia="宋体" w:cs="宋体"/>
+                    </w:rPr>
+                  </w:pPr>
+                  <w:r>
+                    <w:rPr>
+                      <w:rFonts w:hint="eastAsia" w:ascii="宋体" w:hAnsi="宋体" w:eastAsia="宋体" w:cs="宋体"/>
+                    </w:rPr>
+                    <w:t>0.14550</w:t>
+                  </w:r>
+                </w:p>
+              </w:tc>
+              <w:tc>
+                <w:tcPr>
+                  <w:tcW w:w="1536" w:type="dxa"/>
+                </w:tcPr>
+                <w:p>
+                  <w:pPr>
+                    <w:pStyle w:val="24"/>
+                    <w:rPr>
+                      <w:rFonts w:hint="eastAsia" w:ascii="宋体" w:hAnsi="宋体" w:eastAsia="宋体" w:cs="宋体"/>
+                    </w:rPr>
+                  </w:pPr>
+                  <w:r>
+                    <w:rPr>
+                      <w:rFonts w:hint="eastAsia" w:ascii="宋体" w:hAnsi="宋体" w:eastAsia="宋体" w:cs="宋体"/>
+                    </w:rPr>
+                    <w:t>0.28135</w:t>
+                  </w:r>
+                </w:p>
+              </w:tc>
+            </w:tr>
+            <w:tr>
+              <w:tblPrEx>
+                <w:tblCellMar>
+                  <w:top w:w="0" w:type="dxa"/>
+                  <w:left w:w="108" w:type="dxa"/>
+                  <w:bottom w:w="0" w:type="dxa"/>
+                  <w:right w:w="108" w:type="dxa"/>
+                </w:tblCellMar>
+              </w:tblPrEx>
+              <w:tc>
+                <w:tcPr>
+                  <w:tcW w:w="1056" w:type="dxa"/>
+                </w:tcPr>
+                <w:p>
+                  <w:pPr>
+                    <w:pStyle w:val="24"/>
+                    <w:rPr>
+                      <w:rFonts w:hint="eastAsia" w:ascii="宋体" w:hAnsi="宋体" w:eastAsia="宋体" w:cs="宋体"/>
+                    </w:rPr>
+                  </w:pPr>
+                  <w:r>
+                    <w:rPr>
+                      <w:rFonts w:hint="eastAsia" w:ascii="宋体" w:hAnsi="宋体" w:eastAsia="宋体" w:cs="宋体"/>
+                    </w:rPr>
+                    <w:t>80</w:t>
+                  </w:r>
+                </w:p>
+              </w:tc>
+              <w:tc>
+                <w:tcPr>
+                  <w:tcW w:w="1536" w:type="dxa"/>
+                </w:tcPr>
+                <w:p>
+                  <w:pPr>
+                    <w:pStyle w:val="24"/>
+                    <w:rPr>
+                      <w:rFonts w:hint="eastAsia" w:ascii="宋体" w:hAnsi="宋体" w:eastAsia="宋体" w:cs="宋体"/>
+                    </w:rPr>
+                  </w:pPr>
+                  <w:r>
+                    <w:rPr>
+                      <w:rFonts w:hint="eastAsia" w:ascii="宋体" w:hAnsi="宋体" w:eastAsia="宋体" w:cs="宋体"/>
+                    </w:rPr>
+                    <w:t>0.08940</w:t>
+                  </w:r>
+                </w:p>
+              </w:tc>
+              <w:tc>
+                <w:tcPr>
+                  <w:tcW w:w="1536" w:type="dxa"/>
+                </w:tcPr>
+                <w:p>
+                  <w:pPr>
+                    <w:pStyle w:val="24"/>
+                    <w:rPr>
+                      <w:rFonts w:hint="eastAsia" w:ascii="宋体" w:hAnsi="宋体" w:eastAsia="宋体" w:cs="宋体"/>
+                    </w:rPr>
+                  </w:pPr>
+                  <w:r>
+                    <w:rPr>
+                      <w:rFonts w:hint="eastAsia" w:ascii="宋体" w:hAnsi="宋体" w:eastAsia="宋体" w:cs="宋体"/>
+                    </w:rPr>
+                    <w:t>0.19335</w:t>
+                  </w:r>
+                </w:p>
+              </w:tc>
+              <w:tc>
+                <w:tcPr>
+                  <w:tcW w:w="1536" w:type="dxa"/>
+                </w:tcPr>
+                <w:p>
+                  <w:pPr>
+                    <w:pStyle w:val="24"/>
+                    <w:rPr>
+                      <w:rFonts w:hint="eastAsia" w:ascii="宋体" w:hAnsi="宋体" w:eastAsia="宋体" w:cs="宋体"/>
+                    </w:rPr>
+                  </w:pPr>
+                  <w:r>
+                    <w:rPr>
+                      <w:rFonts w:hint="eastAsia" w:ascii="宋体" w:hAnsi="宋体" w:eastAsia="宋体" w:cs="宋体"/>
+                    </w:rPr>
+                    <w:t>0.37545</w:t>
+                  </w:r>
+                </w:p>
+              </w:tc>
+            </w:tr>
+            <w:tr>
+              <w:tblPrEx>
+                <w:tblCellMar>
+                  <w:top w:w="0" w:type="dxa"/>
+                  <w:left w:w="108" w:type="dxa"/>
+                  <w:bottom w:w="0" w:type="dxa"/>
+                  <w:right w:w="108" w:type="dxa"/>
+                </w:tblCellMar>
+              </w:tblPrEx>
+              <w:tc>
+                <w:tcPr>
+                  <w:tcW w:w="1056" w:type="dxa"/>
+                </w:tcPr>
+                <w:p>
+                  <w:pPr>
+                    <w:pStyle w:val="24"/>
+                    <w:rPr>
+                      <w:rFonts w:hint="eastAsia" w:ascii="宋体" w:hAnsi="宋体" w:eastAsia="宋体" w:cs="宋体"/>
+                    </w:rPr>
+                  </w:pPr>
+                  <w:r>
+                    <w:rPr>
+                      <w:rFonts w:hint="eastAsia" w:ascii="宋体" w:hAnsi="宋体" w:eastAsia="宋体" w:cs="宋体"/>
+                    </w:rPr>
+                    <w:t>100</w:t>
+                  </w:r>
+                </w:p>
+              </w:tc>
+              <w:tc>
+                <w:tcPr>
+                  <w:tcW w:w="1536" w:type="dxa"/>
+                </w:tcPr>
+                <w:p>
+                  <w:pPr>
+                    <w:pStyle w:val="24"/>
+                    <w:rPr>
+                      <w:rFonts w:hint="eastAsia" w:ascii="宋体" w:hAnsi="宋体" w:eastAsia="宋体" w:cs="宋体"/>
+                    </w:rPr>
+                  </w:pPr>
+                  <w:r>
+                    <w:rPr>
+                      <w:rFonts w:hint="eastAsia" w:ascii="宋体" w:hAnsi="宋体" w:eastAsia="宋体" w:cs="宋体"/>
+                    </w:rPr>
+                    <w:t>0.11330</w:t>
+                  </w:r>
+                </w:p>
+              </w:tc>
+              <w:tc>
+                <w:tcPr>
+                  <w:tcW w:w="1536" w:type="dxa"/>
+                </w:tcPr>
+                <w:p>
+                  <w:pPr>
+                    <w:pStyle w:val="24"/>
+                    <w:rPr>
+                      <w:rFonts w:hint="eastAsia" w:ascii="宋体" w:hAnsi="宋体" w:eastAsia="宋体" w:cs="宋体"/>
+                    </w:rPr>
+                  </w:pPr>
+                  <w:r>
+                    <w:rPr>
+                      <w:rFonts w:hint="eastAsia" w:ascii="宋体" w:hAnsi="宋体" w:eastAsia="宋体" w:cs="宋体"/>
+                    </w:rPr>
+                    <w:t>0.24150</w:t>
+                  </w:r>
+                </w:p>
+              </w:tc>
+              <w:tc>
+                <w:tcPr>
+                  <w:tcW w:w="1536" w:type="dxa"/>
+                </w:tcPr>
+                <w:p>
+                  <w:pPr>
+                    <w:pStyle w:val="24"/>
+                    <w:rPr>
+                      <w:rFonts w:hint="eastAsia" w:ascii="宋体" w:hAnsi="宋体" w:eastAsia="宋体" w:cs="宋体"/>
+                    </w:rPr>
+                  </w:pPr>
+                  <w:r>
+                    <w:rPr>
+                      <w:rFonts w:hint="eastAsia" w:ascii="宋体" w:hAnsi="宋体" w:eastAsia="宋体" w:cs="宋体"/>
+                    </w:rPr>
+                    <w:t>0.47015</w:t>
+                  </w:r>
+                </w:p>
+              </w:tc>
+            </w:tr>
+            <w:tr>
+              <w:tblPrEx>
+                <w:tblCellMar>
+                  <w:top w:w="0" w:type="dxa"/>
+                  <w:left w:w="108" w:type="dxa"/>
+                  <w:bottom w:w="0" w:type="dxa"/>
+                  <w:right w:w="108" w:type="dxa"/>
+                </w:tblCellMar>
+              </w:tblPrEx>
+              <w:tc>
+                <w:tcPr>
+                  <w:tcW w:w="1056" w:type="dxa"/>
+                </w:tcPr>
+                <w:p>
+                  <w:pPr>
+                    <w:pStyle w:val="24"/>
+                    <w:rPr>
+                      <w:rFonts w:hint="eastAsia" w:ascii="宋体" w:hAnsi="宋体" w:eastAsia="宋体" w:cs="宋体"/>
+                    </w:rPr>
+                  </w:pPr>
+                  <w:r>
+                    <w:rPr>
+                      <w:rFonts w:hint="eastAsia" w:ascii="宋体" w:hAnsi="宋体" w:eastAsia="宋体" w:cs="宋体"/>
+                    </w:rPr>
+                    <w:t>120</w:t>
+                  </w:r>
+                </w:p>
+              </w:tc>
+              <w:tc>
+                <w:tcPr>
+                  <w:tcW w:w="1536" w:type="dxa"/>
+                </w:tcPr>
+                <w:p>
+                  <w:pPr>
+                    <w:pStyle w:val="24"/>
+                    <w:rPr>
+                      <w:rFonts w:hint="eastAsia" w:ascii="宋体" w:hAnsi="宋体" w:eastAsia="宋体" w:cs="宋体"/>
+                    </w:rPr>
+                  </w:pPr>
+                  <w:r>
+                    <w:rPr>
+                      <w:rFonts w:hint="eastAsia" w:ascii="宋体" w:hAnsi="宋体" w:eastAsia="宋体" w:cs="宋体"/>
+                    </w:rPr>
+                    <w:t>0.13700</w:t>
+                  </w:r>
+                </w:p>
+              </w:tc>
+              <w:tc>
+                <w:tcPr>
+                  <w:tcW w:w="1536" w:type="dxa"/>
+                </w:tcPr>
+                <w:p>
+                  <w:pPr>
+                    <w:pStyle w:val="24"/>
+                    <w:rPr>
+                      <w:rFonts w:hint="eastAsia" w:ascii="宋体" w:hAnsi="宋体" w:eastAsia="宋体" w:cs="宋体"/>
+                    </w:rPr>
+                  </w:pPr>
+                  <w:r>
+                    <w:rPr>
+                      <w:rFonts w:hint="eastAsia" w:ascii="宋体" w:hAnsi="宋体" w:eastAsia="宋体" w:cs="宋体"/>
+                    </w:rPr>
+                    <w:t>0.28930</w:t>
+                  </w:r>
+                </w:p>
+              </w:tc>
+              <w:tc>
+                <w:tcPr>
+                  <w:tcW w:w="1536" w:type="dxa"/>
+                </w:tcPr>
+                <w:p>
+                  <w:pPr>
+                    <w:pStyle w:val="24"/>
+                    <w:rPr>
+                      <w:rFonts w:hint="eastAsia" w:ascii="宋体" w:hAnsi="宋体" w:eastAsia="宋体" w:cs="宋体"/>
+                    </w:rPr>
+                  </w:pPr>
+                  <w:r>
+                    <w:rPr>
+                      <w:rFonts w:hint="eastAsia" w:ascii="宋体" w:hAnsi="宋体" w:eastAsia="宋体" w:cs="宋体"/>
+                    </w:rPr>
+                    <w:t>0.53450</w:t>
+                  </w:r>
+                </w:p>
+              </w:tc>
+            </w:tr>
+          </w:tbl>
           <w:p>
             <w:pPr>
               <w:spacing w:line="360" w:lineRule="auto"/>
@@ -2429,22 +4474,886 @@
           </w:tcPr>
           <w:p>
             <w:pPr>
-              <w:rPr>
-                <w:rFonts w:ascii="黑体" w:hAnsi="黑体" w:eastAsia="黑体"/>
-                <w:b/>
-                <w:sz w:val="28"/>
-                <w:szCs w:val="28"/>
-              </w:rPr>
-            </w:pPr>
-            <w:r>
+              <w:numPr>
+                <w:ilvl w:val="0"/>
+                <w:numId w:val="2"/>
+              </w:numPr>
               <w:rPr>
                 <w:rFonts w:ascii="黑体" w:hAnsi="黑体" w:eastAsia="黑体"/>
                 <w:b/>
                 <w:sz w:val="24"/>
                 <w:szCs w:val="24"/>
               </w:rPr>
-              <w:t>六、数据处理</w:t>
-            </w:r>
+            </w:pPr>
+            <w:r>
+              <w:rPr>
+                <w:rFonts w:ascii="黑体" w:hAnsi="黑体" w:eastAsia="黑体"/>
+                <w:b/>
+                <w:sz w:val="24"/>
+                <w:szCs w:val="24"/>
+              </w:rPr>
+              <w:t>数据处理</w:t>
+            </w:r>
+          </w:p>
+          <w:p>
+            <w:pPr>
+              <w:widowControl w:val="0"/>
+              <w:numPr>
+                <w:numId w:val="0"/>
+              </w:numPr>
+              <w:suppressAutoHyphens/>
+              <w:bidi w:val="0"/>
+              <w:spacing w:before="0" w:after="0"/>
+              <w:jc w:val="both"/>
+              <w:rPr>
+                <w:rFonts w:ascii="黑体" w:hAnsi="黑体" w:eastAsia="黑体"/>
+                <w:b/>
+                <w:sz w:val="24"/>
+                <w:szCs w:val="24"/>
+              </w:rPr>
+            </w:pPr>
+          </w:p>
+          <w:p>
+            <w:pPr>
+              <w:spacing w:line="360" w:lineRule="auto"/>
+              <w:rPr>
+                <w:rFonts w:hint="eastAsia" w:eastAsia="黑体"/>
+                <w:sz w:val="22"/>
+                <w:szCs w:val="22"/>
+              </w:rPr>
+            </w:pPr>
+            <w:bookmarkStart w:id="0" w:name="X0917c69ee925928b6f02b66b3197c3f83d24454"/>
+            <w:r>
+              <w:rPr>
+                <w:rFonts w:hint="eastAsia" w:eastAsia="黑体"/>
+                <w:sz w:val="22"/>
+                <w:szCs w:val="22"/>
+              </w:rPr>
+              <w:t>1) 处理方法</w:t>
+            </w:r>
+          </w:p>
+          <w:p>
+            <w:pPr>
+              <w:spacing w:line="360" w:lineRule="auto"/>
+              <w:rPr>
+                <w:rFonts w:hint="eastAsia" w:ascii="宋体" w:hAnsi="宋体" w:eastAsia="宋体" w:cs="宋体"/>
+                <w:sz w:val="20"/>
+                <w:szCs w:val="20"/>
+              </w:rPr>
+            </w:pPr>
+            <w:r>
+              <w:rPr>
+                <w:rFonts w:hint="eastAsia" w:ascii="宋体" w:hAnsi="宋体" w:eastAsia="宋体" w:cs="宋体"/>
+                <w:sz w:val="20"/>
+                <w:szCs w:val="20"/>
+              </w:rPr>
+              <w:t>以质量 (m) 为横轴、电压 (U) 为纵轴，对单臂/双臂/全臂平均电压分别做线性拟合：</w:t>
+            </w:r>
+          </w:p>
+          <w:p>
+            <w:pPr>
+              <w:spacing w:line="360" w:lineRule="auto"/>
+              <w:rPr>
+                <w:rFonts w:hint="eastAsia" w:ascii="宋体" w:hAnsi="宋体" w:eastAsia="宋体" w:cs="宋体"/>
+                <w:sz w:val="20"/>
+                <w:szCs w:val="20"/>
+              </w:rPr>
+            </w:pPr>
+            <m:oMathPara>
+              <m:oMath>
+                <m:r>
+                  <m:rPr/>
+                  <w:rPr>
+                    <w:rFonts w:hint="default" w:ascii="Cambria Math" w:hAnsi="Cambria Math" w:eastAsia="宋体"/>
+                    <w:sz w:val="20"/>
+                  </w:rPr>
+                  <m:t>U=km+b</m:t>
+                </m:r>
+              </m:oMath>
+            </m:oMathPara>
+            <w:r>
+              <w:rPr>
+                <w:rFonts w:hint="eastAsia" w:ascii="宋体" w:hAnsi="宋体" w:eastAsia="宋体" w:cs="宋体"/>
+                <w:sz w:val="20"/>
+                <w:szCs w:val="20"/>
+              </w:rPr>
+              <w:br w:type="textWrapping"/>
+            </w:r>
+            <w:r>
+              <w:rPr>
+                <w:rFonts w:hint="eastAsia" w:ascii="宋体" w:hAnsi="宋体" w:eastAsia="宋体" w:cs="宋体"/>
+                <w:sz w:val="20"/>
+                <w:szCs w:val="20"/>
+              </w:rPr>
+              <w:t>其中 (k) 为灵敏度（V/g），(b) 为零点偏置。计算零点误差（0 g 时平均输出电压）</w:t>
+            </w:r>
+            <w:r>
+              <w:rPr>
+                <w:rFonts w:hint="eastAsia" w:ascii="宋体" w:hAnsi="宋体" w:cs="宋体"/>
+                <w:sz w:val="20"/>
+                <w:szCs w:val="20"/>
+                <w:lang w:val="en-US" w:eastAsia="zh-CN"/>
+              </w:rPr>
+              <w:t>,</w:t>
+            </w:r>
+            <w:r>
+              <w:rPr>
+                <w:rFonts w:hint="eastAsia" w:ascii="宋体" w:hAnsi="宋体" w:eastAsia="宋体" w:cs="宋体"/>
+                <w:sz w:val="20"/>
+                <w:szCs w:val="20"/>
+              </w:rPr>
+              <w:t>计算上行-下行最大差值，作为回程差（滞后）指标。</w:t>
+            </w:r>
+          </w:p>
+          <w:bookmarkEnd w:id="0"/>
+          <w:p>
+            <w:pPr>
+              <w:spacing w:line="360" w:lineRule="auto"/>
+              <w:rPr>
+                <w:rFonts w:hint="eastAsia" w:ascii="宋体" w:hAnsi="宋体" w:eastAsia="宋体" w:cs="宋体"/>
+                <w:sz w:val="20"/>
+                <w:szCs w:val="20"/>
+              </w:rPr>
+            </w:pPr>
+            <w:bookmarkStart w:id="1" w:name="Xcccff7bc7758a3627ee55d0bb02fd9aa469ebde"/>
+            <w:r>
+              <w:rPr>
+                <w:rFonts w:hint="eastAsia" w:ascii="宋体" w:hAnsi="宋体" w:eastAsia="宋体" w:cs="宋体"/>
+                <w:sz w:val="20"/>
+                <w:szCs w:val="20"/>
+              </w:rPr>
+              <w:t>2) 计算结果（基于当前数据）</w:t>
+            </w:r>
+          </w:p>
+          <w:p>
+            <w:pPr>
+              <w:spacing w:line="360" w:lineRule="auto"/>
+              <w:rPr>
+                <w:rFonts w:hint="eastAsia" w:hAnsi="Cambria Math" w:eastAsia="宋体" w:cs="宋体"/>
+                <w:i w:val="0"/>
+                <w:color w:val="auto"/>
+                <w:kern w:val="2"/>
+                <w:sz w:val="20"/>
+                <w:szCs w:val="20"/>
+                <w:lang w:val="en-US" w:eastAsia="zh-CN" w:bidi="ar-SA"/>
+              </w:rPr>
+            </w:pPr>
+            <w:r>
+              <w:rPr>
+                <w:rFonts w:hint="eastAsia" w:ascii="宋体" w:hAnsi="宋体" w:eastAsia="宋体" w:cs="宋体"/>
+                <w:sz w:val="20"/>
+                <w:szCs w:val="20"/>
+              </w:rPr>
+              <w:t>单臂电桥：</w:t>
+            </w:r>
+            <w:r>
+              <w:rPr>
+                <w:rFonts w:hint="eastAsia" w:ascii="宋体" w:hAnsi="宋体" w:eastAsia="宋体" w:cs="宋体"/>
+                <w:sz w:val="20"/>
+                <w:szCs w:val="20"/>
+              </w:rPr>
+              <w:br w:type="textWrapping"/>
+            </w:r>
+            <m:oMath>
+              <m:r>
+                <m:rPr/>
+                <w:rPr>
+                  <w:rFonts w:hint="default" w:ascii="Cambria Math" w:hAnsi="Cambria Math" w:eastAsia="宋体"/>
+                  <w:sz w:val="20"/>
+                </w:rPr>
+                <m:t>U≈0.0011915 m−0.0059411</m:t>
+              </m:r>
+            </m:oMath>
+            <w:r>
+              <w:rPr>
+                <w:rFonts w:hint="eastAsia" w:ascii="宋体" w:hAnsi="宋体" w:eastAsia="宋体" w:cs="宋体"/>
+                <w:sz w:val="20"/>
+                <w:szCs w:val="20"/>
+              </w:rPr>
+              <w:t>，</w:t>
+            </w:r>
+            <m:oMath>
+              <m:sSup>
+                <m:sSupPr>
+                  <m:ctrlPr>
+                    <w:rPr>
+                      <w:rFonts w:hint="default" w:ascii="Cambria Math" w:hAnsi="Cambria Math" w:eastAsia="宋体"/>
+                      <w:sz w:val="20"/>
+                    </w:rPr>
+                  </m:ctrlPr>
+                </m:sSupPr>
+                <m:e>
+                  <m:r>
+                    <m:rPr/>
+                    <w:rPr>
+                      <w:rFonts w:hint="default" w:ascii="Cambria Math" w:hAnsi="Cambria Math" w:eastAsia="宋体"/>
+                      <w:sz w:val="20"/>
+                    </w:rPr>
+                    <m:t>R</m:t>
+                  </m:r>
+                  <m:ctrlPr>
+                    <w:rPr>
+                      <w:rFonts w:ascii="Cambria Math" w:hAnsi="Cambria Math" w:eastAsia="宋体"/>
+                      <w:sz w:val="20"/>
+                    </w:rPr>
+                  </m:ctrlPr>
+                </m:e>
+                <m:sup>
+                  <m:r>
+                    <m:rPr/>
+                    <w:rPr>
+                      <w:rFonts w:hint="default" w:ascii="Cambria Math" w:hAnsi="Cambria Math" w:eastAsia="宋体"/>
+                      <w:sz w:val="20"/>
+                    </w:rPr>
+                    <m:t>2</m:t>
+                  </m:r>
+                  <m:ctrlPr>
+                    <w:rPr>
+                      <w:rFonts w:ascii="Cambria Math" w:hAnsi="Cambria Math" w:eastAsia="宋体"/>
+                      <w:sz w:val="20"/>
+                    </w:rPr>
+                  </m:ctrlPr>
+                </m:sup>
+              </m:sSup>
+              <m:r>
+                <m:rPr/>
+                <w:rPr>
+                  <w:rFonts w:hint="default" w:ascii="Cambria Math" w:hAnsi="Cambria Math" w:eastAsia="宋体"/>
+                  <w:sz w:val="20"/>
+                </w:rPr>
+                <m:t>=0.999996</m:t>
+              </m:r>
+            </m:oMath>
+            <w:r>
+              <w:rPr>
+                <w:rFonts w:hint="eastAsia" w:ascii="宋体" w:hAnsi="宋体" w:eastAsia="宋体" w:cs="宋体"/>
+                <w:sz w:val="20"/>
+                <w:szCs w:val="20"/>
+              </w:rPr>
+              <w:br w:type="textWrapping"/>
+            </w:r>
+            <w:r>
+              <w:rPr>
+                <w:rFonts w:hint="eastAsia" w:ascii="宋体" w:hAnsi="宋体" w:eastAsia="宋体" w:cs="宋体"/>
+                <w:sz w:val="20"/>
+                <w:szCs w:val="20"/>
+              </w:rPr>
+              <w:t>灵敏度</w:t>
+            </w:r>
+            <m:oMath>
+              <m:r>
+                <m:rPr/>
+                <w:rPr>
+                  <w:rFonts w:hint="default" w:ascii="Cambria Math" w:hAnsi="Cambria Math" w:eastAsia="宋体"/>
+                  <w:sz w:val="20"/>
+                </w:rPr>
+                <m:t>k≈1.1915 mV/g</m:t>
+              </m:r>
+            </m:oMath>
+            <w:r>
+              <w:rPr>
+                <w:rFonts w:hint="eastAsia" w:ascii="宋体" w:hAnsi="宋体" w:eastAsia="宋体" w:cs="宋体"/>
+                <w:sz w:val="20"/>
+                <w:szCs w:val="20"/>
+              </w:rPr>
+              <w:t>（约</w:t>
+            </w:r>
+            <w:r>
+              <w:rPr>
+                <w:rFonts w:hint="eastAsia" w:ascii="宋体" w:hAnsi="宋体" w:cs="宋体"/>
+                <w:sz w:val="20"/>
+                <w:szCs w:val="20"/>
+                <w:lang w:val="en-US" w:eastAsia="zh-CN"/>
+              </w:rPr>
+              <w:t xml:space="preserve"> </w:t>
+            </w:r>
+            <m:oMath>
+              <m:r>
+                <m:rPr/>
+                <w:rPr>
+                  <w:rFonts w:hint="default" w:ascii="Cambria Math" w:hAnsi="Cambria Math" w:eastAsia="宋体"/>
+                  <w:sz w:val="20"/>
+                </w:rPr>
+                <m:t>0.02383 V/20g</m:t>
+              </m:r>
+            </m:oMath>
+            <w:r>
+              <w:rPr>
+                <w:rFonts w:hint="eastAsia" w:ascii="宋体" w:hAnsi="宋体" w:eastAsia="宋体" w:cs="宋体"/>
+                <w:sz w:val="20"/>
+                <w:szCs w:val="20"/>
+              </w:rPr>
+              <w:t>）</w:t>
+            </w:r>
+            <w:r>
+              <w:rPr>
+                <w:rFonts w:hint="eastAsia" w:ascii="宋体" w:hAnsi="宋体" w:eastAsia="宋体" w:cs="宋体"/>
+                <w:sz w:val="20"/>
+                <w:szCs w:val="20"/>
+              </w:rPr>
+              <w:br w:type="textWrapping"/>
+            </w:r>
+            <w:r>
+              <w:rPr>
+                <w:rFonts w:hint="eastAsia" w:ascii="宋体" w:hAnsi="宋体" w:eastAsia="宋体" w:cs="宋体"/>
+                <w:sz w:val="20"/>
+                <w:szCs w:val="20"/>
+              </w:rPr>
+              <w:t xml:space="preserve">零点误差 </w:t>
+            </w:r>
+            <m:oMath>
+              <m:r>
+                <m:rPr/>
+                <w:rPr>
+                  <w:rFonts w:hint="default" w:ascii="Cambria Math" w:hAnsi="Cambria Math" w:eastAsia="宋体"/>
+                  <w:sz w:val="20"/>
+                </w:rPr>
+                <m:t>≈−5.8 mV</m:t>
+              </m:r>
+            </m:oMath>
+            <w:r>
+              <w:rPr>
+                <w:rFonts w:hint="eastAsia" w:ascii="宋体" w:hAnsi="宋体" w:eastAsia="宋体" w:cs="宋体"/>
+                <w:sz w:val="20"/>
+                <w:szCs w:val="20"/>
+              </w:rPr>
+              <w:t>；最大上/下行差</w:t>
+            </w:r>
+            <m:oMath>
+              <m:r>
+                <m:rPr/>
+                <w:rPr>
+                  <w:rFonts w:hint="default" w:ascii="Cambria Math" w:hAnsi="Cambria Math" w:eastAsia="宋体"/>
+                  <w:sz w:val="20"/>
+                </w:rPr>
+                <m:t>≈0.2 mV</m:t>
+              </m:r>
+            </m:oMath>
+          </w:p>
+          <w:p>
+            <w:pPr>
+              <w:spacing w:line="360" w:lineRule="auto"/>
+              <w:rPr>
+                <w:rFonts w:hint="eastAsia" w:ascii="宋体" w:hAnsi="宋体" w:eastAsia="宋体" w:cs="宋体"/>
+                <w:sz w:val="20"/>
+                <w:szCs w:val="20"/>
+              </w:rPr>
+            </w:pPr>
+            <w:r>
+              <w:rPr>
+                <w:rFonts w:hint="eastAsia" w:ascii="宋体" w:hAnsi="宋体" w:eastAsia="宋体" w:cs="宋体"/>
+                <w:sz w:val="20"/>
+                <w:szCs w:val="20"/>
+              </w:rPr>
+              <w:t>双臂电桥：</w:t>
+            </w:r>
+            <w:r>
+              <w:rPr>
+                <w:rFonts w:hint="eastAsia" w:ascii="宋体" w:hAnsi="宋体" w:eastAsia="宋体" w:cs="宋体"/>
+                <w:sz w:val="20"/>
+                <w:szCs w:val="20"/>
+              </w:rPr>
+              <w:br w:type="textWrapping"/>
+            </w:r>
+            <m:oMath>
+              <m:r>
+                <m:rPr/>
+                <w:rPr>
+                  <w:rFonts w:hint="default" w:ascii="Cambria Math" w:hAnsi="Cambria Math" w:eastAsia="宋体"/>
+                  <w:sz w:val="20"/>
+                </w:rPr>
+                <m:t>U≈0.0023849 m+0.0026911</m:t>
+              </m:r>
+            </m:oMath>
+            <w:r>
+              <w:rPr>
+                <w:rFonts w:hint="eastAsia" w:ascii="宋体" w:hAnsi="宋体" w:eastAsia="宋体" w:cs="宋体"/>
+                <w:sz w:val="20"/>
+                <w:szCs w:val="20"/>
+              </w:rPr>
+              <w:t>，</w:t>
+            </w:r>
+            <m:oMath>
+              <m:sSup>
+                <m:sSupPr>
+                  <m:ctrlPr>
+                    <w:rPr>
+                      <w:rFonts w:hint="default" w:ascii="Cambria Math" w:hAnsi="Cambria Math" w:eastAsia="宋体"/>
+                      <w:sz w:val="20"/>
+                    </w:rPr>
+                  </m:ctrlPr>
+                </m:sSupPr>
+                <m:e>
+                  <m:r>
+                    <m:rPr/>
+                    <w:rPr>
+                      <w:rFonts w:hint="default" w:ascii="Cambria Math" w:hAnsi="Cambria Math" w:eastAsia="宋体"/>
+                      <w:sz w:val="20"/>
+                    </w:rPr>
+                    <m:t>R</m:t>
+                  </m:r>
+                  <m:ctrlPr>
+                    <w:rPr>
+                      <w:rFonts w:ascii="Cambria Math" w:hAnsi="Cambria Math" w:eastAsia="宋体"/>
+                      <w:sz w:val="20"/>
+                    </w:rPr>
+                  </m:ctrlPr>
+                </m:e>
+                <m:sup>
+                  <m:r>
+                    <m:rPr/>
+                    <w:rPr>
+                      <w:rFonts w:hint="default" w:ascii="Cambria Math" w:hAnsi="Cambria Math" w:eastAsia="宋体"/>
+                      <w:sz w:val="20"/>
+                    </w:rPr>
+                    <m:t>2</m:t>
+                  </m:r>
+                  <m:ctrlPr>
+                    <w:rPr>
+                      <w:rFonts w:ascii="Cambria Math" w:hAnsi="Cambria Math" w:eastAsia="宋体"/>
+                      <w:sz w:val="20"/>
+                    </w:rPr>
+                  </m:ctrlPr>
+                </m:sup>
+              </m:sSup>
+              <m:r>
+                <m:rPr/>
+                <w:rPr>
+                  <w:rFonts w:hint="default" w:ascii="Cambria Math" w:hAnsi="Cambria Math" w:eastAsia="宋体"/>
+                  <w:sz w:val="20"/>
+                </w:rPr>
+                <m:t>=0.999913</m:t>
+              </m:r>
+            </m:oMath>
+            <w:r>
+              <w:rPr>
+                <w:rFonts w:hint="eastAsia" w:ascii="宋体" w:hAnsi="宋体" w:eastAsia="宋体" w:cs="宋体"/>
+                <w:sz w:val="20"/>
+                <w:szCs w:val="20"/>
+              </w:rPr>
+              <w:br w:type="textWrapping"/>
+            </w:r>
+            <w:r>
+              <w:rPr>
+                <w:rFonts w:hint="eastAsia" w:ascii="宋体" w:hAnsi="宋体" w:eastAsia="宋体" w:cs="宋体"/>
+                <w:sz w:val="20"/>
+                <w:szCs w:val="20"/>
+              </w:rPr>
+              <w:t xml:space="preserve">灵敏度 </w:t>
+            </w:r>
+            <m:oMath>
+              <m:r>
+                <m:rPr/>
+                <w:rPr>
+                  <w:rFonts w:hint="default" w:ascii="Cambria Math" w:hAnsi="Cambria Math" w:eastAsia="宋体"/>
+                  <w:sz w:val="20"/>
+                </w:rPr>
+                <m:t>k≈2.3849 mV/g</m:t>
+              </m:r>
+            </m:oMath>
+            <w:r>
+              <w:rPr>
+                <w:rFonts w:hint="eastAsia" w:ascii="宋体" w:hAnsi="宋体" w:eastAsia="宋体" w:cs="宋体"/>
+                <w:sz w:val="20"/>
+                <w:szCs w:val="20"/>
+              </w:rPr>
+              <w:t xml:space="preserve">（约 </w:t>
+            </w:r>
+            <m:oMath>
+              <m:r>
+                <m:rPr/>
+                <w:rPr>
+                  <w:rFonts w:hint="default" w:ascii="Cambria Math" w:hAnsi="Cambria Math" w:eastAsia="宋体"/>
+                  <w:sz w:val="20"/>
+                </w:rPr>
+                <m:t>0.04770 V/20g</m:t>
+              </m:r>
+            </m:oMath>
+            <w:r>
+              <w:rPr>
+                <w:rFonts w:hint="eastAsia" w:ascii="宋体" w:hAnsi="宋体" w:eastAsia="宋体" w:cs="宋体"/>
+                <w:sz w:val="20"/>
+                <w:szCs w:val="20"/>
+              </w:rPr>
+              <w:t>）</w:t>
+            </w:r>
+            <w:r>
+              <w:rPr>
+                <w:rFonts w:hint="eastAsia" w:ascii="宋体" w:hAnsi="宋体" w:eastAsia="宋体" w:cs="宋体"/>
+                <w:sz w:val="20"/>
+                <w:szCs w:val="20"/>
+              </w:rPr>
+              <w:br w:type="textWrapping"/>
+            </w:r>
+            <w:r>
+              <w:rPr>
+                <w:rFonts w:hint="eastAsia" w:ascii="宋体" w:hAnsi="宋体" w:eastAsia="宋体" w:cs="宋体"/>
+                <w:sz w:val="20"/>
+                <w:szCs w:val="20"/>
+              </w:rPr>
+              <w:t xml:space="preserve">零点误差 </w:t>
+            </w:r>
+            <m:oMath>
+              <m:r>
+                <m:rPr/>
+                <w:rPr>
+                  <w:rFonts w:hint="default" w:ascii="Cambria Math" w:hAnsi="Cambria Math" w:eastAsia="宋体"/>
+                  <w:sz w:val="20"/>
+                </w:rPr>
+                <m:t>≈4.4 mV</m:t>
+              </m:r>
+            </m:oMath>
+            <w:r>
+              <w:rPr>
+                <w:rFonts w:hint="eastAsia" w:ascii="宋体" w:hAnsi="宋体" w:eastAsia="宋体" w:cs="宋体"/>
+                <w:sz w:val="20"/>
+                <w:szCs w:val="20"/>
+              </w:rPr>
+              <w:t xml:space="preserve">；最大上/下行差 </w:t>
+            </w:r>
+            <m:oMath>
+              <m:r>
+                <m:rPr/>
+                <w:rPr>
+                  <w:rFonts w:hint="default" w:ascii="Cambria Math" w:hAnsi="Cambria Math" w:eastAsia="宋体"/>
+                  <w:sz w:val="20"/>
+                </w:rPr>
+                <m:t>≈4.7 mV</m:t>
+              </m:r>
+            </m:oMath>
+          </w:p>
+          <w:p>
+            <w:pPr>
+              <w:spacing w:line="360" w:lineRule="auto"/>
+              <w:rPr>
+                <w:rFonts w:hint="eastAsia" w:ascii="宋体" w:hAnsi="宋体" w:eastAsia="宋体" w:cs="宋体"/>
+                <w:sz w:val="20"/>
+                <w:szCs w:val="20"/>
+              </w:rPr>
+            </w:pPr>
+            <w:r>
+              <w:rPr>
+                <w:rFonts w:hint="eastAsia" w:ascii="宋体" w:hAnsi="宋体" w:eastAsia="宋体" w:cs="宋体"/>
+                <w:sz w:val="20"/>
+                <w:szCs w:val="20"/>
+              </w:rPr>
+              <w:t>全臂电桥（按全部数据拟合）：</w:t>
+            </w:r>
+            <w:r>
+              <w:rPr>
+                <w:rFonts w:hint="eastAsia" w:ascii="宋体" w:hAnsi="宋体" w:eastAsia="宋体" w:cs="宋体"/>
+                <w:sz w:val="20"/>
+                <w:szCs w:val="20"/>
+              </w:rPr>
+              <w:br w:type="textWrapping"/>
+            </w:r>
+            <m:oMath>
+              <m:r>
+                <m:rPr/>
+                <w:rPr>
+                  <w:rFonts w:hint="default" w:ascii="Cambria Math" w:hAnsi="Cambria Math" w:eastAsia="宋体"/>
+                  <w:sz w:val="20"/>
+                </w:rPr>
+                <m:t>U≈0.0045625 m+0.0030500</m:t>
+              </m:r>
+            </m:oMath>
+            <w:r>
+              <w:rPr>
+                <w:rFonts w:hint="eastAsia" w:ascii="宋体" w:hAnsi="宋体" w:eastAsia="宋体" w:cs="宋体"/>
+                <w:sz w:val="20"/>
+                <w:szCs w:val="20"/>
+              </w:rPr>
+              <w:t>，</w:t>
+            </w:r>
+            <m:oMath>
+              <m:sSup>
+                <m:sSupPr>
+                  <m:ctrlPr>
+                    <w:rPr>
+                      <w:rFonts w:hint="default" w:ascii="Cambria Math" w:hAnsi="Cambria Math" w:eastAsia="宋体"/>
+                      <w:sz w:val="20"/>
+                    </w:rPr>
+                  </m:ctrlPr>
+                </m:sSupPr>
+                <m:e>
+                  <m:r>
+                    <m:rPr/>
+                    <w:rPr>
+                      <w:rFonts w:hint="default" w:ascii="Cambria Math" w:hAnsi="Cambria Math" w:eastAsia="宋体"/>
+                      <w:sz w:val="20"/>
+                    </w:rPr>
+                    <m:t>R</m:t>
+                  </m:r>
+                  <m:ctrlPr>
+                    <w:rPr>
+                      <w:rFonts w:ascii="Cambria Math" w:hAnsi="Cambria Math" w:eastAsia="宋体"/>
+                      <w:sz w:val="20"/>
+                    </w:rPr>
+                  </m:ctrlPr>
+                </m:e>
+                <m:sup>
+                  <m:r>
+                    <m:rPr/>
+                    <w:rPr>
+                      <w:rFonts w:hint="default" w:ascii="Cambria Math" w:hAnsi="Cambria Math" w:eastAsia="宋体"/>
+                      <w:sz w:val="20"/>
+                    </w:rPr>
+                    <m:t>2</m:t>
+                  </m:r>
+                  <m:ctrlPr>
+                    <w:rPr>
+                      <w:rFonts w:ascii="Cambria Math" w:hAnsi="Cambria Math" w:eastAsia="宋体"/>
+                      <w:sz w:val="20"/>
+                    </w:rPr>
+                  </m:ctrlPr>
+                </m:sup>
+              </m:sSup>
+              <m:r>
+                <m:rPr/>
+                <w:rPr>
+                  <w:rFonts w:hint="default" w:ascii="Cambria Math" w:hAnsi="Cambria Math" w:eastAsia="宋体"/>
+                  <w:sz w:val="20"/>
+                </w:rPr>
+                <m:t>=0.997938</m:t>
+              </m:r>
+            </m:oMath>
+            <w:r>
+              <w:rPr>
+                <w:rFonts w:hint="eastAsia" w:ascii="宋体" w:hAnsi="宋体" w:eastAsia="宋体" w:cs="宋体"/>
+                <w:sz w:val="20"/>
+                <w:szCs w:val="20"/>
+              </w:rPr>
+              <w:br w:type="textWrapping"/>
+            </w:r>
+            <w:r>
+              <w:rPr>
+                <w:rFonts w:hint="eastAsia" w:ascii="宋体" w:hAnsi="宋体" w:eastAsia="宋体" w:cs="宋体"/>
+                <w:sz w:val="20"/>
+                <w:szCs w:val="20"/>
+              </w:rPr>
+              <w:t xml:space="preserve">灵敏度 </w:t>
+            </w:r>
+            <m:oMath>
+              <m:r>
+                <m:rPr/>
+                <w:rPr>
+                  <w:rFonts w:hint="default" w:ascii="Cambria Math" w:hAnsi="Cambria Math" w:eastAsia="宋体"/>
+                  <w:sz w:val="20"/>
+                </w:rPr>
+                <m:t>k≈4.5625 mV/g</m:t>
+              </m:r>
+            </m:oMath>
+            <w:r>
+              <w:rPr>
+                <w:rFonts w:hint="eastAsia" w:ascii="宋体" w:hAnsi="宋体" w:eastAsia="宋体" w:cs="宋体"/>
+                <w:sz w:val="20"/>
+                <w:szCs w:val="20"/>
+              </w:rPr>
+              <w:t xml:space="preserve">（约 </w:t>
+            </w:r>
+            <m:oMath>
+              <m:r>
+                <m:rPr/>
+                <w:rPr>
+                  <w:rFonts w:hint="default" w:ascii="Cambria Math" w:hAnsi="Cambria Math" w:eastAsia="宋体"/>
+                  <w:sz w:val="20"/>
+                </w:rPr>
+                <m:t>0.09125 V/20g</m:t>
+              </m:r>
+            </m:oMath>
+            <w:r>
+              <w:rPr>
+                <w:rFonts w:hint="eastAsia" w:ascii="宋体" w:hAnsi="宋体" w:eastAsia="宋体" w:cs="宋体"/>
+                <w:sz w:val="20"/>
+                <w:szCs w:val="20"/>
+              </w:rPr>
+              <w:t>）</w:t>
+            </w:r>
+            <w:r>
+              <w:rPr>
+                <w:rFonts w:hint="eastAsia" w:ascii="宋体" w:hAnsi="宋体" w:eastAsia="宋体" w:cs="宋体"/>
+                <w:sz w:val="20"/>
+                <w:szCs w:val="20"/>
+              </w:rPr>
+              <w:br w:type="textWrapping"/>
+            </w:r>
+            <w:r>
+              <w:rPr>
+                <w:rFonts w:hint="eastAsia" w:ascii="宋体" w:hAnsi="宋体" w:eastAsia="宋体" w:cs="宋体"/>
+                <w:sz w:val="20"/>
+                <w:szCs w:val="20"/>
+              </w:rPr>
+              <w:t xml:space="preserve">零点误差 </w:t>
+            </w:r>
+            <m:oMath>
+              <m:r>
+                <m:rPr/>
+                <w:rPr>
+                  <w:rFonts w:hint="default" w:ascii="Cambria Math" w:hAnsi="Cambria Math" w:eastAsia="宋体"/>
+                  <w:sz w:val="20"/>
+                </w:rPr>
+                <m:t>≈−1.7 mV</m:t>
+              </m:r>
+            </m:oMath>
+            <w:r>
+              <w:rPr>
+                <w:rFonts w:hint="eastAsia" w:ascii="宋体" w:hAnsi="宋体" w:eastAsia="宋体" w:cs="宋体"/>
+                <w:sz w:val="20"/>
+                <w:szCs w:val="20"/>
+              </w:rPr>
+              <w:t xml:space="preserve">；最大上/下行差 </w:t>
+            </w:r>
+            <m:oMath>
+              <m:r>
+                <m:rPr/>
+                <w:rPr>
+                  <w:rFonts w:hint="default" w:ascii="Cambria Math" w:hAnsi="Cambria Math" w:eastAsia="宋体"/>
+                  <w:sz w:val="20"/>
+                </w:rPr>
+                <m:t>≈60 mV</m:t>
+              </m:r>
+            </m:oMath>
+          </w:p>
+          <w:p>
+            <w:pPr>
+              <w:spacing w:line="360" w:lineRule="auto"/>
+              <w:rPr>
+                <w:rFonts w:hint="eastAsia" w:ascii="宋体" w:hAnsi="宋体" w:eastAsia="宋体" w:cs="宋体"/>
+                <w:sz w:val="20"/>
+                <w:szCs w:val="20"/>
+              </w:rPr>
+            </w:pPr>
+            <w:r>
+              <w:rPr>
+                <w:rFonts w:hint="eastAsia" w:ascii="宋体" w:hAnsi="宋体" w:eastAsia="宋体" w:cs="宋体"/>
+                <w:sz w:val="20"/>
+                <w:szCs w:val="20"/>
+              </w:rPr>
+              <w:t xml:space="preserve">说明：全臂在 120 g 下行点（0.5045 V）明显偏离整体线性趋势，导致回程差偏大、拟合 </w:t>
+            </w:r>
+            <m:oMath>
+              <m:sSup>
+                <m:sSupPr>
+                  <m:ctrlPr>
+                    <w:rPr>
+                      <w:rFonts w:hint="default" w:ascii="Cambria Math" w:hAnsi="Cambria Math" w:eastAsia="宋体"/>
+                      <w:sz w:val="20"/>
+                    </w:rPr>
+                  </m:ctrlPr>
+                </m:sSupPr>
+                <m:e>
+                  <m:r>
+                    <m:rPr/>
+                    <w:rPr>
+                      <w:rFonts w:hint="default" w:ascii="Cambria Math" w:hAnsi="Cambria Math" w:eastAsia="宋体"/>
+                      <w:sz w:val="20"/>
+                    </w:rPr>
+                    <m:t>R</m:t>
+                  </m:r>
+                  <m:ctrlPr>
+                    <w:rPr>
+                      <w:rFonts w:ascii="Cambria Math" w:hAnsi="Cambria Math" w:eastAsia="宋体"/>
+                      <w:sz w:val="20"/>
+                    </w:rPr>
+                  </m:ctrlPr>
+                </m:e>
+                <m:sup>
+                  <m:r>
+                    <m:rPr/>
+                    <w:rPr>
+                      <w:rFonts w:hint="default" w:ascii="Cambria Math" w:hAnsi="Cambria Math" w:eastAsia="宋体"/>
+                      <w:sz w:val="20"/>
+                    </w:rPr>
+                    <m:t>2</m:t>
+                  </m:r>
+                  <m:ctrlPr>
+                    <w:rPr>
+                      <w:rFonts w:ascii="Cambria Math" w:hAnsi="Cambria Math" w:eastAsia="宋体"/>
+                      <w:sz w:val="20"/>
+                    </w:rPr>
+                  </m:ctrlPr>
+                </m:sup>
+              </m:sSup>
+            </m:oMath>
+            <w:r>
+              <w:rPr>
+                <w:rFonts w:hint="eastAsia" w:ascii="宋体" w:hAnsi="宋体" w:eastAsia="宋体" w:cs="宋体"/>
+                <w:sz w:val="20"/>
+                <w:szCs w:val="20"/>
+              </w:rPr>
+              <w:t xml:space="preserve"> 下降。若剔除此异常点，全臂拟合可达</w:t>
+            </w:r>
+            <m:oMath>
+              <m:sSup>
+                <m:sSupPr>
+                  <m:ctrlPr>
+                    <w:rPr>
+                      <w:rFonts w:hint="default" w:ascii="Cambria Math" w:hAnsi="Cambria Math" w:eastAsia="宋体"/>
+                      <w:sz w:val="20"/>
+                    </w:rPr>
+                  </m:ctrlPr>
+                </m:sSupPr>
+                <m:e>
+                  <m:r>
+                    <m:rPr/>
+                    <w:rPr>
+                      <w:rFonts w:hint="default" w:ascii="Cambria Math" w:hAnsi="Cambria Math" w:eastAsia="宋体"/>
+                      <w:sz w:val="20"/>
+                    </w:rPr>
+                    <m:t>R</m:t>
+                  </m:r>
+                  <m:ctrlPr>
+                    <w:rPr>
+                      <w:rFonts w:ascii="Cambria Math" w:hAnsi="Cambria Math" w:eastAsia="宋体"/>
+                      <w:sz w:val="20"/>
+                    </w:rPr>
+                  </m:ctrlPr>
+                </m:e>
+                <m:sup>
+                  <m:r>
+                    <m:rPr/>
+                    <w:rPr>
+                      <w:rFonts w:hint="default" w:ascii="Cambria Math" w:hAnsi="Cambria Math" w:eastAsia="宋体"/>
+                      <w:sz w:val="20"/>
+                    </w:rPr>
+                    <m:t>2</m:t>
+                  </m:r>
+                  <m:ctrlPr>
+                    <w:rPr>
+                      <w:rFonts w:ascii="Cambria Math" w:hAnsi="Cambria Math" w:eastAsia="宋体"/>
+                      <w:sz w:val="20"/>
+                    </w:rPr>
+                  </m:ctrlPr>
+                </m:sup>
+              </m:sSup>
+              <m:r>
+                <m:rPr/>
+                <w:rPr>
+                  <w:rFonts w:hint="default" w:ascii="Cambria Math" w:hAnsi="Cambria Math" w:eastAsia="宋体"/>
+                  <w:sz w:val="20"/>
+                </w:rPr>
+                <m:t>≈0.999994</m:t>
+              </m:r>
+            </m:oMath>
+            <w:r>
+              <w:rPr>
+                <w:rFonts w:hint="eastAsia" w:ascii="宋体" w:hAnsi="宋体" w:eastAsia="宋体" w:cs="宋体"/>
+                <w:sz w:val="20"/>
+                <w:szCs w:val="20"/>
+              </w:rPr>
+              <w:t>。</w:t>
+            </w:r>
+            <w:bookmarkEnd w:id="1"/>
+          </w:p>
+          <w:p>
+            <w:pPr>
+              <w:spacing w:line="360" w:lineRule="auto"/>
+              <w:rPr>
+                <w:rFonts w:hint="eastAsia" w:ascii="宋体" w:hAnsi="宋体" w:eastAsia="宋体" w:cs="宋体"/>
+                <w:sz w:val="20"/>
+                <w:szCs w:val="20"/>
+              </w:rPr>
+            </w:pPr>
           </w:p>
           <w:p>
             <w:pPr>
@@ -2455,16 +5364,54 @@
                 <w:szCs w:val="22"/>
               </w:rPr>
             </w:pPr>
-          </w:p>
-          <w:p>
-            <w:pPr>
-              <w:spacing w:line="360" w:lineRule="auto"/>
+            <w:r>
               <w:rPr>
                 <w:rFonts w:eastAsia="黑体"/>
                 <w:sz w:val="22"/>
                 <w:szCs w:val="22"/>
               </w:rPr>
-            </w:pPr>
+              <w:drawing>
+                <wp:inline distT="0" distB="0" distL="114300" distR="114300">
+                  <wp:extent cx="5068570" cy="3549015"/>
+                  <wp:effectExtent l="0" t="0" r="11430" b="6985"/>
+                  <wp:docPr id="7" name="图片 1"/>
+                  <wp:cNvGraphicFramePr>
+                    <a:graphicFrameLocks xmlns:a="http://schemas.openxmlformats.org/drawingml/2006/main" noChangeAspect="1"/>
+                  </wp:cNvGraphicFramePr>
+                  <a:graphic xmlns:a="http://schemas.openxmlformats.org/drawingml/2006/main">
+                    <a:graphicData uri="http://schemas.openxmlformats.org/drawingml/2006/picture">
+                      <pic:pic xmlns:pic="http://schemas.openxmlformats.org/drawingml/2006/picture">
+                        <pic:nvPicPr>
+                          <pic:cNvPr id="7" name="图片 1"/>
+                          <pic:cNvPicPr>
+                            <a:picLocks noChangeAspect="1"/>
+                          </pic:cNvPicPr>
+                        </pic:nvPicPr>
+                        <pic:blipFill>
+                          <a:blip r:embed="rId11"/>
+                          <a:stretch>
+                            <a:fillRect/>
+                          </a:stretch>
+                        </pic:blipFill>
+                        <pic:spPr>
+                          <a:xfrm>
+                            <a:off x="0" y="0"/>
+                            <a:ext cx="5068570" cy="3549015"/>
+                          </a:xfrm>
+                          <a:prstGeom prst="rect">
+                            <a:avLst/>
+                          </a:prstGeom>
+                          <a:noFill/>
+                          <a:ln>
+                            <a:noFill/>
+                          </a:ln>
+                        </pic:spPr>
+                      </pic:pic>
+                    </a:graphicData>
+                  </a:graphic>
+                </wp:inline>
+              </w:drawing>
+            </w:r>
           </w:p>
           <w:p>
             <w:pPr>
@@ -2475,16 +5422,54 @@
                 <w:szCs w:val="22"/>
               </w:rPr>
             </w:pPr>
-          </w:p>
-          <w:p>
-            <w:pPr>
-              <w:spacing w:line="360" w:lineRule="auto"/>
+            <w:r>
               <w:rPr>
                 <w:rFonts w:eastAsia="黑体"/>
                 <w:sz w:val="22"/>
                 <w:szCs w:val="22"/>
               </w:rPr>
-            </w:pPr>
+              <w:drawing>
+                <wp:inline distT="0" distB="0" distL="114300" distR="114300">
+                  <wp:extent cx="5090795" cy="3181985"/>
+                  <wp:effectExtent l="0" t="0" r="1905" b="5715"/>
+                  <wp:docPr id="8" name="图片 2"/>
+                  <wp:cNvGraphicFramePr>
+                    <a:graphicFrameLocks xmlns:a="http://schemas.openxmlformats.org/drawingml/2006/main" noChangeAspect="1"/>
+                  </wp:cNvGraphicFramePr>
+                  <a:graphic xmlns:a="http://schemas.openxmlformats.org/drawingml/2006/main">
+                    <a:graphicData uri="http://schemas.openxmlformats.org/drawingml/2006/picture">
+                      <pic:pic xmlns:pic="http://schemas.openxmlformats.org/drawingml/2006/picture">
+                        <pic:nvPicPr>
+                          <pic:cNvPr id="8" name="图片 2"/>
+                          <pic:cNvPicPr>
+                            <a:picLocks noChangeAspect="1"/>
+                          </pic:cNvPicPr>
+                        </pic:nvPicPr>
+                        <pic:blipFill>
+                          <a:blip r:embed="rId12"/>
+                          <a:stretch>
+                            <a:fillRect/>
+                          </a:stretch>
+                        </pic:blipFill>
+                        <pic:spPr>
+                          <a:xfrm>
+                            <a:off x="0" y="0"/>
+                            <a:ext cx="5090795" cy="3181985"/>
+                          </a:xfrm>
+                          <a:prstGeom prst="rect">
+                            <a:avLst/>
+                          </a:prstGeom>
+                          <a:noFill/>
+                          <a:ln>
+                            <a:noFill/>
+                          </a:ln>
+                        </pic:spPr>
+                      </pic:pic>
+                    </a:graphicData>
+                  </a:graphic>
+                </wp:inline>
+              </w:drawing>
+            </w:r>
           </w:p>
           <w:p>
             <w:pPr>
@@ -2521,8 +5506,8 @@
               <w:spacing w:line="360" w:lineRule="auto"/>
               <w:rPr>
                 <w:rFonts w:eastAsia="黑体"/>
-                <w:sz w:val="22"/>
-                <w:szCs w:val="22"/>
+                <w:bCs/>
+                <w:sz w:val="24"/>
               </w:rPr>
             </w:pPr>
           </w:p>
@@ -2531,8 +5516,8 @@
               <w:spacing w:line="360" w:lineRule="auto"/>
               <w:rPr>
                 <w:rFonts w:eastAsia="黑体"/>
-                <w:sz w:val="22"/>
-                <w:szCs w:val="22"/>
+                <w:bCs/>
+                <w:sz w:val="24"/>
               </w:rPr>
             </w:pPr>
           </w:p>
@@ -2541,38 +5526,8 @@
               <w:spacing w:line="360" w:lineRule="auto"/>
               <w:rPr>
                 <w:rFonts w:eastAsia="黑体"/>
-                <w:sz w:val="22"/>
-                <w:szCs w:val="22"/>
-              </w:rPr>
-            </w:pPr>
-          </w:p>
-          <w:p>
-            <w:pPr>
-              <w:spacing w:line="360" w:lineRule="auto"/>
-              <w:rPr>
-                <w:rFonts w:eastAsia="黑体"/>
-                <w:sz w:val="22"/>
-                <w:szCs w:val="22"/>
-              </w:rPr>
-            </w:pPr>
-          </w:p>
-          <w:p>
-            <w:pPr>
-              <w:spacing w:line="360" w:lineRule="auto"/>
-              <w:rPr>
-                <w:rFonts w:eastAsia="黑体"/>
-                <w:sz w:val="22"/>
-                <w:szCs w:val="22"/>
-              </w:rPr>
-            </w:pPr>
-          </w:p>
-          <w:p>
-            <w:pPr>
-              <w:spacing w:line="360" w:lineRule="auto"/>
-              <w:rPr>
-                <w:rFonts w:eastAsia="黑体"/>
-                <w:sz w:val="22"/>
-                <w:szCs w:val="22"/>
+                <w:bCs/>
+                <w:sz w:val="24"/>
               </w:rPr>
             </w:pPr>
           </w:p>
@@ -2641,172 +5596,118 @@
           <w:p>
             <w:pPr>
               <w:rPr>
-                <w:rFonts w:ascii="黑体" w:hAnsi="黑体" w:eastAsia="黑体"/>
+                <w:rFonts w:hint="eastAsia" w:ascii="宋体" w:hAnsi="宋体" w:eastAsia="宋体" w:cs="宋体"/>
                 <w:bCs/>
                 <w:sz w:val="22"/>
                 <w:szCs w:val="22"/>
               </w:rPr>
             </w:pPr>
-          </w:p>
-          <w:p>
-            <w:pPr>
-              <w:rPr>
-                <w:rFonts w:ascii="黑体" w:hAnsi="黑体" w:eastAsia="黑体"/>
+            <w:r>
+              <w:rPr>
+                <w:rFonts w:hint="eastAsia" w:ascii="宋体" w:hAnsi="宋体" w:cs="宋体"/>
                 <w:bCs/>
                 <w:sz w:val="22"/>
                 <w:szCs w:val="22"/>
-              </w:rPr>
-            </w:pPr>
-          </w:p>
-          <w:p>
-            <w:pPr>
-              <w:rPr>
-                <w:rFonts w:ascii="黑体" w:hAnsi="黑体" w:eastAsia="黑体"/>
+                <w:lang w:val="en-US" w:eastAsia="zh-CN"/>
+              </w:rPr>
+              <w:t>1.</w:t>
+            </w:r>
+            <w:r>
+              <w:rPr>
+                <w:rFonts w:hint="eastAsia" w:ascii="宋体" w:hAnsi="宋体" w:eastAsia="宋体" w:cs="宋体"/>
                 <w:bCs/>
                 <w:sz w:val="22"/>
                 <w:szCs w:val="22"/>
               </w:rPr>
-            </w:pPr>
-          </w:p>
-          <w:p>
-            <w:pPr>
-              <w:rPr>
-                <w:rFonts w:ascii="黑体" w:hAnsi="黑体" w:eastAsia="黑体"/>
+              <w:t xml:space="preserve">三种接法下，输出电压均随质量增加而近似线性增大，满足电子秤静态标定的基本要求。 </w:t>
+            </w:r>
+          </w:p>
+          <w:p>
+            <w:pPr>
+              <w:rPr>
+                <w:rFonts w:hint="eastAsia" w:ascii="宋体" w:hAnsi="宋体" w:eastAsia="宋体" w:cs="宋体"/>
                 <w:bCs/>
                 <w:sz w:val="22"/>
                 <w:szCs w:val="22"/>
               </w:rPr>
             </w:pPr>
-          </w:p>
-          <w:p>
-            <w:pPr>
-              <w:rPr>
-                <w:rFonts w:ascii="黑体" w:hAnsi="黑体" w:eastAsia="黑体"/>
+            <w:r>
+              <w:rPr>
+                <w:rFonts w:hint="eastAsia" w:ascii="宋体" w:hAnsi="宋体" w:cs="宋体"/>
                 <w:bCs/>
                 <w:sz w:val="22"/>
                 <w:szCs w:val="22"/>
-              </w:rPr>
-            </w:pPr>
-          </w:p>
-          <w:p>
-            <w:pPr>
-              <w:rPr>
-                <w:rFonts w:ascii="黑体" w:hAnsi="黑体" w:eastAsia="黑体"/>
+                <w:lang w:val="en-US" w:eastAsia="zh-CN"/>
+              </w:rPr>
+              <w:t>2.</w:t>
+            </w:r>
+            <w:r>
+              <w:rPr>
+                <w:rFonts w:hint="eastAsia" w:ascii="宋体" w:hAnsi="宋体" w:eastAsia="宋体" w:cs="宋体"/>
                 <w:bCs/>
                 <w:sz w:val="22"/>
                 <w:szCs w:val="22"/>
               </w:rPr>
-            </w:pPr>
-          </w:p>
-          <w:p>
-            <w:pPr>
-              <w:rPr>
-                <w:rFonts w:ascii="黑体" w:hAnsi="黑体" w:eastAsia="黑体"/>
+              <w:t xml:space="preserve">灵敏度大小规律明显：全臂 &gt; 双臂 &gt; 单臂，且双臂约为单臂 2 倍、全臂约为单臂 4 倍，与电桥理论一致。 </w:t>
+            </w:r>
+          </w:p>
+          <w:p>
+            <w:pPr>
+              <w:rPr>
+                <w:rFonts w:hint="eastAsia" w:ascii="宋体" w:hAnsi="宋体" w:eastAsia="宋体" w:cs="宋体"/>
                 <w:bCs/>
                 <w:sz w:val="22"/>
                 <w:szCs w:val="22"/>
               </w:rPr>
             </w:pPr>
-          </w:p>
-          <w:p>
-            <w:pPr>
-              <w:rPr>
-                <w:rFonts w:ascii="黑体" w:hAnsi="黑体" w:eastAsia="黑体"/>
+            <w:r>
+              <w:rPr>
+                <w:rFonts w:hint="eastAsia" w:ascii="宋体" w:hAnsi="宋体" w:cs="宋体"/>
                 <w:bCs/>
                 <w:sz w:val="22"/>
                 <w:szCs w:val="22"/>
-              </w:rPr>
-            </w:pPr>
-          </w:p>
-          <w:p>
-            <w:pPr>
-              <w:rPr>
-                <w:rFonts w:ascii="黑体" w:hAnsi="黑体" w:eastAsia="黑体"/>
+                <w:lang w:val="en-US" w:eastAsia="zh-CN"/>
+              </w:rPr>
+              <w:t>3.</w:t>
+            </w:r>
+            <w:r>
+              <w:rPr>
+                <w:rFonts w:hint="eastAsia" w:ascii="宋体" w:hAnsi="宋体" w:eastAsia="宋体" w:cs="宋体"/>
                 <w:bCs/>
                 <w:sz w:val="22"/>
                 <w:szCs w:val="22"/>
               </w:rPr>
-            </w:pPr>
-          </w:p>
-          <w:p>
-            <w:pPr>
-              <w:rPr>
-                <w:rFonts w:ascii="黑体" w:hAnsi="黑体" w:eastAsia="黑体"/>
+              <w:t xml:space="preserve">单臂和双臂数据线性度较好；全臂在大质量端（120 g 下行）出现明显偏离，导致回程差增大，提示该点可能受读数波动、结构回弹或接触稳定性影响。 </w:t>
+            </w:r>
+          </w:p>
+          <w:p>
+            <w:pPr>
+              <w:rPr>
+                <w:rFonts w:hint="eastAsia" w:ascii="宋体" w:hAnsi="宋体" w:eastAsia="宋体" w:cs="宋体"/>
                 <w:bCs/>
                 <w:sz w:val="22"/>
                 <w:szCs w:val="22"/>
               </w:rPr>
             </w:pPr>
-          </w:p>
-          <w:p>
-            <w:pPr>
-              <w:rPr>
-                <w:rFonts w:ascii="黑体" w:hAnsi="黑体" w:eastAsia="黑体"/>
+            <w:r>
+              <w:rPr>
+                <w:rFonts w:hint="eastAsia" w:ascii="宋体" w:hAnsi="宋体" w:cs="宋体"/>
                 <w:bCs/>
                 <w:sz w:val="22"/>
                 <w:szCs w:val="22"/>
-              </w:rPr>
-            </w:pPr>
-          </w:p>
-          <w:p>
-            <w:pPr>
-              <w:rPr>
-                <w:rFonts w:ascii="黑体" w:hAnsi="黑体" w:eastAsia="黑体"/>
+                <w:lang w:val="en-US" w:eastAsia="zh-CN"/>
+              </w:rPr>
+              <w:t>4.</w:t>
+            </w:r>
+            <w:r>
+              <w:rPr>
+                <w:rFonts w:hint="eastAsia" w:ascii="宋体" w:hAnsi="宋体" w:eastAsia="宋体" w:cs="宋体"/>
                 <w:bCs/>
                 <w:sz w:val="22"/>
                 <w:szCs w:val="22"/>
               </w:rPr>
-            </w:pPr>
-          </w:p>
-          <w:p>
-            <w:pPr>
-              <w:rPr>
-                <w:rFonts w:ascii="黑体" w:hAnsi="黑体" w:eastAsia="黑体"/>
-                <w:bCs/>
-                <w:sz w:val="22"/>
-                <w:szCs w:val="22"/>
-              </w:rPr>
-            </w:pPr>
-          </w:p>
-          <w:p>
-            <w:pPr>
-              <w:rPr>
-                <w:rFonts w:ascii="黑体" w:hAnsi="黑体" w:eastAsia="黑体"/>
-                <w:bCs/>
-                <w:sz w:val="22"/>
-                <w:szCs w:val="22"/>
-              </w:rPr>
-            </w:pPr>
-          </w:p>
-          <w:p>
-            <w:pPr>
-              <w:rPr>
-                <w:rFonts w:ascii="黑体" w:hAnsi="黑体" w:eastAsia="黑体"/>
-                <w:bCs/>
-                <w:sz w:val="22"/>
-                <w:szCs w:val="22"/>
-              </w:rPr>
-            </w:pPr>
-          </w:p>
-          <w:p>
-            <w:pPr>
-              <w:rPr>
-                <w:rFonts w:ascii="黑体" w:hAnsi="黑体" w:eastAsia="黑体"/>
-                <w:bCs/>
-                <w:sz w:val="22"/>
-                <w:szCs w:val="22"/>
-              </w:rPr>
-            </w:pPr>
-          </w:p>
-          <w:p>
-            <w:pPr>
-              <w:rPr>
-                <w:rFonts w:ascii="黑体" w:hAnsi="黑体" w:eastAsia="黑体"/>
-                <w:bCs/>
-                <w:sz w:val="22"/>
-                <w:szCs w:val="22"/>
-              </w:rPr>
-            </w:pPr>
+              <w:t xml:space="preserve">在当前实验条件下，电子秤方案可实现 0~120 g 范围内的质量-电压映射，采用全臂方案可获得更高灵敏度，但应进一步优化高载荷下的稳定性。 </w:t>
+            </w:r>
           </w:p>
           <w:p>
             <w:pPr>
@@ -2878,51 +5779,121 @@
           <w:p>
             <w:pPr>
               <w:rPr>
-                <w:szCs w:val="21"/>
-              </w:rPr>
-            </w:pPr>
-          </w:p>
-          <w:p>
-            <w:pPr>
-              <w:rPr>
-                <w:szCs w:val="21"/>
-              </w:rPr>
-            </w:pPr>
-          </w:p>
-          <w:p>
-            <w:pPr>
-              <w:rPr>
-                <w:szCs w:val="21"/>
-              </w:rPr>
-            </w:pPr>
-          </w:p>
-          <w:p>
-            <w:pPr>
-              <w:rPr>
-                <w:szCs w:val="21"/>
-              </w:rPr>
-            </w:pPr>
-          </w:p>
-          <w:p>
-            <w:pPr>
-              <w:rPr>
-                <w:szCs w:val="21"/>
-              </w:rPr>
-            </w:pPr>
-          </w:p>
-          <w:p>
-            <w:pPr>
-              <w:rPr>
-                <w:szCs w:val="21"/>
-              </w:rPr>
-            </w:pPr>
-          </w:p>
-          <w:p>
-            <w:pPr>
-              <w:rPr>
-                <w:szCs w:val="21"/>
-              </w:rPr>
-            </w:pPr>
+                <w:rFonts w:hint="eastAsia"/>
+                <w:szCs w:val="21"/>
+              </w:rPr>
+            </w:pPr>
+            <w:bookmarkStart w:id="2" w:name="X1e1bd4d0fd9ababf6a559a0122e81007a08cf4e"/>
+            <w:r>
+              <w:rPr>
+                <w:rFonts w:hint="eastAsia"/>
+                <w:szCs w:val="21"/>
+              </w:rPr>
+              <w:t>1) 实验总结</w:t>
+            </w:r>
+          </w:p>
+          <w:p>
+            <w:pPr>
+              <w:rPr>
+                <w:rFonts w:hint="eastAsia"/>
+                <w:szCs w:val="21"/>
+              </w:rPr>
+            </w:pPr>
+            <w:r>
+              <w:rPr>
+                <w:rFonts w:hint="eastAsia"/>
+                <w:szCs w:val="21"/>
+              </w:rPr>
+              <w:t>本实验完成了单臂、双臂、全臂电桥电子秤的搭建、调零、标定与比较。通过数据拟合验证了电桥输出与质量近似线性关系，并观察到灵敏度随桥路臂数增加而提升。实验结果整体符合理论预期，加深了我对“应变片—电桥—差动放大”测量链路的理解。</w:t>
+            </w:r>
+          </w:p>
+          <w:bookmarkEnd w:id="2"/>
+          <w:p>
+            <w:pPr>
+              <w:rPr>
+                <w:rFonts w:hint="eastAsia"/>
+                <w:szCs w:val="21"/>
+              </w:rPr>
+            </w:pPr>
+            <w:r>
+              <w:rPr>
+                <w:rFonts w:hint="eastAsia"/>
+                <w:szCs w:val="21"/>
+              </w:rPr>
+              <w:t>2) 思考题</w:t>
+            </w:r>
+          </w:p>
+          <w:p>
+            <w:pPr>
+              <w:rPr>
+                <w:rFonts w:hint="eastAsia"/>
+                <w:szCs w:val="21"/>
+              </w:rPr>
+            </w:pPr>
+            <w:r>
+              <w:rPr>
+                <w:rFonts w:hint="eastAsia"/>
+                <w:szCs w:val="21"/>
+              </w:rPr>
+              <w:t>问题1：哪些因素会导致电子秤非线性误差增大？怎么消除？</w:t>
+            </w:r>
+            <w:r>
+              <w:rPr>
+                <w:rFonts w:hint="eastAsia"/>
+                <w:szCs w:val="21"/>
+              </w:rPr>
+              <w:br w:type="textWrapping"/>
+            </w:r>
+            <w:r>
+              <w:rPr>
+                <w:rFonts w:hint="eastAsia"/>
+                <w:szCs w:val="21"/>
+              </w:rPr>
+              <w:t>可能因素：应变片粘贴不均匀、梁体受力不理想（偏载）、温漂、放大器零点漂移、电桥不平衡、导线/接触电阻变化、机械回程与摩擦。</w:t>
+            </w:r>
+            <w:r>
+              <w:rPr>
+                <w:rFonts w:hint="eastAsia"/>
+                <w:szCs w:val="21"/>
+              </w:rPr>
+              <w:br w:type="textWrapping"/>
+            </w:r>
+            <w:r>
+              <w:rPr>
+                <w:rFonts w:hint="eastAsia"/>
+                <w:szCs w:val="21"/>
+              </w:rPr>
+              <w:t>改进措施：规范粘贴与布线、保持同温环境并预热、每次测量前调零、减小偏载、重复测量取均值、对异常点复测或剔除、提高结构刚度并减小机械滞后。</w:t>
+            </w:r>
+          </w:p>
+          <w:p>
+            <w:pPr>
+              <w:rPr>
+                <w:rFonts w:hint="eastAsia"/>
+                <w:szCs w:val="21"/>
+              </w:rPr>
+            </w:pPr>
+            <w:r>
+              <w:rPr>
+                <w:rFonts w:hint="eastAsia"/>
+                <w:szCs w:val="21"/>
+              </w:rPr>
+              <w:t>问题2：若要增加输出灵敏度，可以采取哪些措施？</w:t>
+            </w:r>
+            <w:r>
+              <w:rPr>
+                <w:rFonts w:hint="eastAsia"/>
+                <w:szCs w:val="21"/>
+              </w:rPr>
+              <w:br w:type="textWrapping"/>
+            </w:r>
+            <w:r>
+              <w:rPr>
+                <w:rFonts w:hint="eastAsia"/>
+                <w:szCs w:val="21"/>
+              </w:rPr>
+              <w:t>可采用全臂电桥替代单臂/双臂、提高激励电压（在器件允许范围内）、提高放大器增益、选用灵敏系数更高的应变片、优化梁体结构使同样载荷产生更大应变，同时保证系统不过载和不饱和。</w:t>
+            </w:r>
           </w:p>
           <w:p>
             <w:pPr>
@@ -3027,7 +5998,7 @@
           <w:p/>
           <w:tbl>
             <w:tblPr>
-              <w:tblStyle w:val="9"/>
+              <w:tblStyle w:val="11"/>
               <w:tblW w:w="7225" w:type="dxa"/>
               <w:tblInd w:w="214" w:type="dxa"/>
               <w:tblBorders>
@@ -3533,7 +6504,7 @@
 <w:ftr xmlns:wpc="http://schemas.microsoft.com/office/word/2010/wordprocessingCanvas" xmlns:mc="http://schemas.openxmlformats.org/markup-compatibility/2006" xmlns:o="urn:schemas-microsoft-com:office:office" xmlns:r="http://schemas.openxmlformats.org/officeDocument/2006/relationships" xmlns:m="http://schemas.openxmlformats.org/officeDocument/2006/math" xmlns:v="urn:schemas-microsoft-com:vml" xmlns:wp14="http://schemas.microsoft.com/office/word/2010/wordprocessingDrawing" xmlns:wp="http://schemas.openxmlformats.org/drawingml/2006/wordprocessingDrawing" xmlns:w10="urn:schemas-microsoft-com:office:word" xmlns:w="http://schemas.openxmlformats.org/wordprocessingml/2006/main" xmlns:w14="http://schemas.microsoft.com/office/word/2010/wordml" xmlns:w15="http://schemas.microsoft.com/office/word/2012/wordml" xmlns:wpg="http://schemas.microsoft.com/office/word/2010/wordprocessingGroup" xmlns:wpi="http://schemas.microsoft.com/office/word/2010/wordprocessingInk" xmlns:wne="http://schemas.microsoft.com/office/word/2006/wordml" xmlns:wps="http://schemas.microsoft.com/office/word/2010/wordprocessingShape" xmlns:wpsCustomData="http://www.wps.cn/officeDocument/2013/wpsCustomData" mc:Ignorable="w14 w15 wp14">
   <w:p>
     <w:pPr>
-      <w:pStyle w:val="5"/>
+      <w:pStyle w:val="7"/>
       <w:ind w:right="360"/>
     </w:pPr>
     <w:r>
@@ -3586,38 +6557,38 @@
                       <w:txbxContent>
                         <w:p>
                           <w:pPr>
-                            <w:pStyle w:val="5"/>
+                            <w:pStyle w:val="7"/>
                             <w:rPr>
-                              <w:rStyle w:val="12"/>
+                              <w:rStyle w:val="14"/>
                             </w:rPr>
                           </w:pPr>
                           <w:r>
                             <w:rPr>
-                              <w:rStyle w:val="12"/>
+                              <w:rStyle w:val="14"/>
                             </w:rPr>
                             <w:fldChar w:fldCharType="begin"/>
                           </w:r>
                           <w:r>
                             <w:rPr>
-                              <w:rStyle w:val="12"/>
+                              <w:rStyle w:val="14"/>
                             </w:rPr>
                             <w:instrText xml:space="preserve"> PAGE </w:instrText>
                           </w:r>
                           <w:r>
                             <w:rPr>
-                              <w:rStyle w:val="12"/>
+                              <w:rStyle w:val="14"/>
                             </w:rPr>
                             <w:fldChar w:fldCharType="separate"/>
                           </w:r>
                           <w:r>
                             <w:rPr>
-                              <w:rStyle w:val="12"/>
+                              <w:rStyle w:val="14"/>
                             </w:rPr>
                             <w:t>9</w:t>
                           </w:r>
                           <w:r>
                             <w:rPr>
-                              <w:rStyle w:val="12"/>
+                              <w:rStyle w:val="14"/>
                             </w:rPr>
                             <w:fldChar w:fldCharType="end"/>
                           </w:r>
@@ -3644,38 +6615,38 @@
                 <w:txbxContent>
                   <w:p>
                     <w:pPr>
-                      <w:pStyle w:val="5"/>
+                      <w:pStyle w:val="7"/>
                       <w:rPr>
-                        <w:rStyle w:val="12"/>
+                        <w:rStyle w:val="14"/>
                       </w:rPr>
                     </w:pPr>
                     <w:r>
                       <w:rPr>
-                        <w:rStyle w:val="12"/>
+                        <w:rStyle w:val="14"/>
                       </w:rPr>
                       <w:fldChar w:fldCharType="begin"/>
                     </w:r>
                     <w:r>
                       <w:rPr>
-                        <w:rStyle w:val="12"/>
+                        <w:rStyle w:val="14"/>
                       </w:rPr>
                       <w:instrText xml:space="preserve"> PAGE </w:instrText>
                     </w:r>
                     <w:r>
                       <w:rPr>
-                        <w:rStyle w:val="12"/>
+                        <w:rStyle w:val="14"/>
                       </w:rPr>
                       <w:fldChar w:fldCharType="separate"/>
                     </w:r>
                     <w:r>
                       <w:rPr>
-                        <w:rStyle w:val="12"/>
+                        <w:rStyle w:val="14"/>
                       </w:rPr>
                       <w:t>9</w:t>
                     </w:r>
                     <w:r>
                       <w:rPr>
-                        <w:rStyle w:val="12"/>
+                        <w:rStyle w:val="14"/>
                       </w:rPr>
                       <w:fldChar w:fldCharType="end"/>
                     </w:r>
@@ -3696,7 +6667,7 @@
 <w:ftr xmlns:wpc="http://schemas.microsoft.com/office/word/2010/wordprocessingCanvas" xmlns:mc="http://schemas.openxmlformats.org/markup-compatibility/2006" xmlns:o="urn:schemas-microsoft-com:office:office" xmlns:r="http://schemas.openxmlformats.org/officeDocument/2006/relationships" xmlns:m="http://schemas.openxmlformats.org/officeDocument/2006/math" xmlns:v="urn:schemas-microsoft-com:vml" xmlns:wp14="http://schemas.microsoft.com/office/word/2010/wordprocessingDrawing" xmlns:wp="http://schemas.openxmlformats.org/drawingml/2006/wordprocessingDrawing" xmlns:w10="urn:schemas-microsoft-com:office:word" xmlns:w="http://schemas.openxmlformats.org/wordprocessingml/2006/main" xmlns:w14="http://schemas.microsoft.com/office/word/2010/wordml" xmlns:w15="http://schemas.microsoft.com/office/word/2012/wordml" xmlns:wpg="http://schemas.microsoft.com/office/word/2010/wordprocessingGroup" xmlns:wpi="http://schemas.microsoft.com/office/word/2010/wordprocessingInk" xmlns:wne="http://schemas.microsoft.com/office/word/2006/wordml" xmlns:wps="http://schemas.microsoft.com/office/word/2010/wordprocessingShape" xmlns:wpsCustomData="http://www.wps.cn/officeDocument/2013/wpsCustomData" mc:Ignorable="w14 w15 wp14">
   <w:p>
     <w:pPr>
-      <w:pStyle w:val="5"/>
+      <w:pStyle w:val="7"/>
       <w:ind w:right="360"/>
     </w:pPr>
     <w:r>
@@ -3749,38 +6720,38 @@
                       <w:txbxContent>
                         <w:p>
                           <w:pPr>
-                            <w:pStyle w:val="5"/>
+                            <w:pStyle w:val="7"/>
                             <w:rPr>
-                              <w:rStyle w:val="12"/>
+                              <w:rStyle w:val="14"/>
                             </w:rPr>
                           </w:pPr>
                           <w:r>
                             <w:rPr>
-                              <w:rStyle w:val="12"/>
+                              <w:rStyle w:val="14"/>
                             </w:rPr>
                             <w:fldChar w:fldCharType="begin"/>
                           </w:r>
                           <w:r>
                             <w:rPr>
-                              <w:rStyle w:val="12"/>
+                              <w:rStyle w:val="14"/>
                             </w:rPr>
                             <w:instrText xml:space="preserve"> PAGE </w:instrText>
                           </w:r>
                           <w:r>
                             <w:rPr>
-                              <w:rStyle w:val="12"/>
+                              <w:rStyle w:val="14"/>
                             </w:rPr>
                             <w:fldChar w:fldCharType="separate"/>
                           </w:r>
                           <w:r>
                             <w:rPr>
-                              <w:rStyle w:val="12"/>
+                              <w:rStyle w:val="14"/>
                             </w:rPr>
                             <w:t>0</w:t>
                           </w:r>
                           <w:r>
                             <w:rPr>
-                              <w:rStyle w:val="12"/>
+                              <w:rStyle w:val="14"/>
                             </w:rPr>
                             <w:fldChar w:fldCharType="end"/>
                           </w:r>
@@ -3807,38 +6778,38 @@
                 <w:txbxContent>
                   <w:p>
                     <w:pPr>
-                      <w:pStyle w:val="5"/>
+                      <w:pStyle w:val="7"/>
                       <w:rPr>
-                        <w:rStyle w:val="12"/>
+                        <w:rStyle w:val="14"/>
                       </w:rPr>
                     </w:pPr>
                     <w:r>
                       <w:rPr>
-                        <w:rStyle w:val="12"/>
+                        <w:rStyle w:val="14"/>
                       </w:rPr>
                       <w:fldChar w:fldCharType="begin"/>
                     </w:r>
                     <w:r>
                       <w:rPr>
-                        <w:rStyle w:val="12"/>
+                        <w:rStyle w:val="14"/>
                       </w:rPr>
                       <w:instrText xml:space="preserve"> PAGE </w:instrText>
                     </w:r>
                     <w:r>
                       <w:rPr>
-                        <w:rStyle w:val="12"/>
+                        <w:rStyle w:val="14"/>
                       </w:rPr>
                       <w:fldChar w:fldCharType="separate"/>
                     </w:r>
                     <w:r>
                       <w:rPr>
-                        <w:rStyle w:val="12"/>
+                        <w:rStyle w:val="14"/>
                       </w:rPr>
                       <w:t>0</w:t>
                     </w:r>
                     <w:r>
                       <w:rPr>
-                        <w:rStyle w:val="12"/>
+                        <w:rStyle w:val="14"/>
                       </w:rPr>
                       <w:fldChar w:fldCharType="end"/>
                     </w:r>
@@ -3859,7 +6830,7 @@
 <w:ftr xmlns:wpc="http://schemas.microsoft.com/office/word/2010/wordprocessingCanvas" xmlns:mc="http://schemas.openxmlformats.org/markup-compatibility/2006" xmlns:o="urn:schemas-microsoft-com:office:office" xmlns:r="http://schemas.openxmlformats.org/officeDocument/2006/relationships" xmlns:m="http://schemas.openxmlformats.org/officeDocument/2006/math" xmlns:v="urn:schemas-microsoft-com:vml" xmlns:wp14="http://schemas.microsoft.com/office/word/2010/wordprocessingDrawing" xmlns:wp="http://schemas.openxmlformats.org/drawingml/2006/wordprocessingDrawing" xmlns:w10="urn:schemas-microsoft-com:office:word" xmlns:w="http://schemas.openxmlformats.org/wordprocessingml/2006/main" xmlns:w14="http://schemas.microsoft.com/office/word/2010/wordml" xmlns:w15="http://schemas.microsoft.com/office/word/2012/wordml" xmlns:wpg="http://schemas.microsoft.com/office/word/2010/wordprocessingGroup" xmlns:wpi="http://schemas.microsoft.com/office/word/2010/wordprocessingInk" xmlns:wne="http://schemas.microsoft.com/office/word/2006/wordml" xmlns:wps="http://schemas.microsoft.com/office/word/2010/wordprocessingShape" xmlns:wpsCustomData="http://www.wps.cn/officeDocument/2013/wpsCustomData" mc:Ignorable="w14 w15 wp14">
   <w:p>
     <w:pPr>
-      <w:pStyle w:val="5"/>
+      <w:pStyle w:val="7"/>
       <w:ind w:right="360"/>
     </w:pPr>
     <w:r>
@@ -3912,38 +6883,38 @@
                       <w:txbxContent>
                         <w:p>
                           <w:pPr>
-                            <w:pStyle w:val="5"/>
+                            <w:pStyle w:val="7"/>
                             <w:rPr>
-                              <w:rStyle w:val="12"/>
+                              <w:rStyle w:val="14"/>
                             </w:rPr>
                           </w:pPr>
                           <w:r>
                             <w:rPr>
-                              <w:rStyle w:val="12"/>
+                              <w:rStyle w:val="14"/>
                             </w:rPr>
                             <w:fldChar w:fldCharType="begin"/>
                           </w:r>
                           <w:r>
                             <w:rPr>
-                              <w:rStyle w:val="12"/>
+                              <w:rStyle w:val="14"/>
                             </w:rPr>
                             <w:instrText xml:space="preserve"> PAGE </w:instrText>
                           </w:r>
                           <w:r>
                             <w:rPr>
-                              <w:rStyle w:val="12"/>
+                              <w:rStyle w:val="14"/>
                             </w:rPr>
                             <w:fldChar w:fldCharType="separate"/>
                           </w:r>
                           <w:r>
                             <w:rPr>
-                              <w:rStyle w:val="12"/>
+                              <w:rStyle w:val="14"/>
                             </w:rPr>
                             <w:t>9</w:t>
                           </w:r>
                           <w:r>
                             <w:rPr>
-                              <w:rStyle w:val="12"/>
+                              <w:rStyle w:val="14"/>
                             </w:rPr>
                             <w:fldChar w:fldCharType="end"/>
                           </w:r>
@@ -3970,38 +6941,38 @@
                 <w:txbxContent>
                   <w:p>
                     <w:pPr>
-                      <w:pStyle w:val="5"/>
+                      <w:pStyle w:val="7"/>
                       <w:rPr>
-                        <w:rStyle w:val="12"/>
+                        <w:rStyle w:val="14"/>
                       </w:rPr>
                     </w:pPr>
                     <w:r>
                       <w:rPr>
-                        <w:rStyle w:val="12"/>
+                        <w:rStyle w:val="14"/>
                       </w:rPr>
                       <w:fldChar w:fldCharType="begin"/>
                     </w:r>
                     <w:r>
                       <w:rPr>
-                        <w:rStyle w:val="12"/>
+                        <w:rStyle w:val="14"/>
                       </w:rPr>
                       <w:instrText xml:space="preserve"> PAGE </w:instrText>
                     </w:r>
                     <w:r>
                       <w:rPr>
-                        <w:rStyle w:val="12"/>
+                        <w:rStyle w:val="14"/>
                       </w:rPr>
                       <w:fldChar w:fldCharType="separate"/>
                     </w:r>
                     <w:r>
                       <w:rPr>
-                        <w:rStyle w:val="12"/>
+                        <w:rStyle w:val="14"/>
                       </w:rPr>
                       <w:t>9</w:t>
                     </w:r>
                     <w:r>
                       <w:rPr>
-                        <w:rStyle w:val="12"/>
+                        <w:rStyle w:val="14"/>
                       </w:rPr>
                       <w:fldChar w:fldCharType="end"/>
                     </w:r>
@@ -4046,6 +7017,21 @@
 <file path=word/numbering.xml><?xml version="1.0" encoding="utf-8"?>
 <w:numbering xmlns:wpc="http://schemas.microsoft.com/office/word/2010/wordprocessingCanvas" xmlns:mc="http://schemas.openxmlformats.org/markup-compatibility/2006" xmlns:o="urn:schemas-microsoft-com:office:office" xmlns:r="http://schemas.openxmlformats.org/officeDocument/2006/relationships" xmlns:m="http://schemas.openxmlformats.org/officeDocument/2006/math" xmlns:v="urn:schemas-microsoft-com:vml" xmlns:wp14="http://schemas.microsoft.com/office/word/2010/wordprocessingDrawing" xmlns:wp="http://schemas.openxmlformats.org/drawingml/2006/wordprocessingDrawing" xmlns:w10="urn:schemas-microsoft-com:office:word" xmlns:w="http://schemas.openxmlformats.org/wordprocessingml/2006/main" xmlns:w14="http://schemas.microsoft.com/office/word/2010/wordml" xmlns:wpg="http://schemas.microsoft.com/office/word/2010/wordprocessingGroup" xmlns:wpi="http://schemas.microsoft.com/office/word/2010/wordprocessingInk" xmlns:wne="http://schemas.microsoft.com/office/word/2006/wordml" xmlns:wps="http://schemas.microsoft.com/office/word/2010/wordprocessingShape" xmlns:wpsCustomData="http://www.wps.cn/officeDocument/2013/wpsCustomData" mc:Ignorable="w14 wp14">
   <w:abstractNum w:abstractNumId="0">
+    <w:nsid w:val="ACFA5CC1"/>
+    <w:multiLevelType w:val="singleLevel"/>
+    <w:tmpl w:val="ACFA5CC1"/>
+    <w:lvl w:ilvl="0" w:tentative="0">
+      <w:start w:val="6"/>
+      <w:numFmt w:val="chineseCounting"/>
+      <w:suff w:val="nothing"/>
+      <w:lvlText w:val="%1、"/>
+      <w:lvlJc w:val="left"/>
+      <w:rPr>
+        <w:rFonts w:hint="eastAsia"/>
+      </w:rPr>
+    </w:lvl>
+  </w:abstractNum>
+  <w:abstractNum w:abstractNumId="1">
     <w:nsid w:val="DB1EA5D2"/>
     <w:multiLevelType w:val="singleLevel"/>
     <w:tmpl w:val="DB1EA5D2"/>
@@ -4065,6 +7051,9 @@
     </w:lvl>
   </w:abstractNum>
   <w:num w:numId="1">
+    <w:abstractNumId w:val="1"/>
+  </w:num>
+  <w:num w:numId="2">
     <w:abstractNumId w:val="0"/>
   </w:num>
 </w:numbering>
@@ -4084,7 +7073,7 @@
     <w:lsdException w:qFormat="1" w:unhideWhenUsed="0" w:uiPriority="0" w:semiHidden="0" w:name="Normal"/>
     <w:lsdException w:qFormat="1" w:unhideWhenUsed="0" w:uiPriority="0" w:semiHidden="0" w:name="heading 1"/>
     <w:lsdException w:qFormat="1" w:uiPriority="0" w:name="heading 2"/>
-    <w:lsdException w:qFormat="1" w:uiPriority="0" w:name="heading 3"/>
+    <w:lsdException w:qFormat="1" w:uiPriority="9" w:name="heading 3"/>
     <w:lsdException w:qFormat="1" w:uiPriority="0" w:name="heading 4"/>
     <w:lsdException w:qFormat="1" w:uiPriority="0" w:name="heading 5"/>
     <w:lsdException w:qFormat="1" w:uiPriority="0" w:name="heading 6"/>
@@ -4165,7 +7154,7 @@
     <w:lsdException w:unhideWhenUsed="0" w:uiPriority="0" w:semiHidden="0" w:name="Body Text 3"/>
     <w:lsdException w:unhideWhenUsed="0" w:uiPriority="0" w:semiHidden="0" w:name="Body Text Indent 2"/>
     <w:lsdException w:unhideWhenUsed="0" w:uiPriority="0" w:semiHidden="0" w:name="Body Text Indent 3"/>
-    <w:lsdException w:unhideWhenUsed="0" w:uiPriority="0" w:semiHidden="0" w:name="Block Text"/>
+    <w:lsdException w:qFormat="1" w:uiPriority="9" w:semiHidden="0" w:name="Block Text"/>
     <w:lsdException w:unhideWhenUsed="0" w:uiPriority="0" w:semiHidden="0" w:name="Hyperlink"/>
     <w:lsdException w:unhideWhenUsed="0" w:uiPriority="0" w:semiHidden="0" w:name="FollowedHyperlink"/>
     <w:lsdException w:qFormat="1" w:unhideWhenUsed="0" w:uiPriority="0" w:semiHidden="0" w:name="Strong"/>
@@ -4352,14 +7341,35 @@
       <w:lang w:val="en-US" w:eastAsia="zh-CN" w:bidi="ar-SA"/>
     </w:rPr>
   </w:style>
-  <w:style w:type="character" w:default="1" w:styleId="10">
+  <w:style w:type="paragraph" w:styleId="2">
+    <w:name w:val="heading 3"/>
+    <w:basedOn w:val="1"/>
+    <w:next w:val="3"/>
+    <w:semiHidden/>
+    <w:unhideWhenUsed/>
+    <w:qFormat/>
+    <w:uiPriority w:val="9"/>
+    <w:pPr>
+      <w:keepNext/>
+      <w:keepLines/>
+      <w:spacing w:before="160" w:after="80"/>
+      <w:outlineLvl w:val="2"/>
+    </w:pPr>
+    <w:rPr>
+      <w:rFonts w:eastAsiaTheme="majorEastAsia" w:cstheme="majorBidi"/>
+      <w:color w:val="2E75B6" w:themeColor="accent1" w:themeShade="BF"/>
+      <w:sz w:val="28"/>
+      <w:szCs w:val="28"/>
+    </w:rPr>
+  </w:style>
+  <w:style w:type="character" w:default="1" w:styleId="12">
     <w:name w:val="Default Paragraph Font"/>
     <w:semiHidden/>
     <w:unhideWhenUsed/>
     <w:qFormat/>
     <w:uiPriority w:val="1"/>
   </w:style>
-  <w:style w:type="table" w:default="1" w:styleId="8">
+  <w:style w:type="table" w:default="1" w:styleId="10">
     <w:name w:val="Normal Table"/>
     <w:semiHidden/>
     <w:unhideWhenUsed/>
@@ -4374,7 +7384,16 @@
       </w:tblCellMar>
     </w:tblPr>
   </w:style>
-  <w:style w:type="paragraph" w:styleId="2">
+  <w:style w:type="paragraph" w:styleId="3">
+    <w:name w:val="Body Text"/>
+    <w:basedOn w:val="1"/>
+    <w:qFormat/>
+    <w:uiPriority w:val="0"/>
+    <w:pPr>
+      <w:spacing w:before="0" w:after="140" w:line="276" w:lineRule="auto"/>
+    </w:pPr>
+  </w:style>
+  <w:style w:type="paragraph" w:styleId="4">
     <w:name w:val="caption"/>
     <w:basedOn w:val="1"/>
     <w:qFormat/>
@@ -4391,16 +7410,7 @@
       <w:szCs w:val="24"/>
     </w:rPr>
   </w:style>
-  <w:style w:type="paragraph" w:styleId="3">
-    <w:name w:val="Body Text"/>
-    <w:basedOn w:val="1"/>
-    <w:qFormat/>
-    <w:uiPriority w:val="0"/>
-    <w:pPr>
-      <w:spacing w:before="0" w:after="140" w:line="276" w:lineRule="auto"/>
-    </w:pPr>
-  </w:style>
-  <w:style w:type="paragraph" w:styleId="4">
+  <w:style w:type="paragraph" w:styleId="5">
     <w:name w:val="Body Text Indent"/>
     <w:basedOn w:val="1"/>
     <w:qFormat/>
@@ -4411,7 +7421,19 @@
       <w:jc w:val="left"/>
     </w:pPr>
   </w:style>
-  <w:style w:type="paragraph" w:styleId="5">
+  <w:style w:type="paragraph" w:styleId="6">
+    <w:name w:val="Block Text"/>
+    <w:basedOn w:val="3"/>
+    <w:next w:val="3"/>
+    <w:unhideWhenUsed/>
+    <w:qFormat/>
+    <w:uiPriority w:val="9"/>
+    <w:pPr>
+      <w:spacing w:before="100" w:after="100"/>
+      <w:ind w:left="480" w:right="480" w:firstLine="0"/>
+    </w:pPr>
+  </w:style>
+  <w:style w:type="paragraph" w:styleId="7">
     <w:name w:val="footer"/>
     <w:basedOn w:val="1"/>
     <w:qFormat/>
@@ -4429,7 +7451,7 @@
       <w:szCs w:val="18"/>
     </w:rPr>
   </w:style>
-  <w:style w:type="paragraph" w:styleId="6">
+  <w:style w:type="paragraph" w:styleId="8">
     <w:name w:val="header"/>
     <w:basedOn w:val="1"/>
     <w:qFormat/>
@@ -4450,7 +7472,7 @@
       <w:szCs w:val="18"/>
     </w:rPr>
   </w:style>
-  <w:style w:type="paragraph" w:styleId="7">
+  <w:style w:type="paragraph" w:styleId="9">
     <w:name w:val="List"/>
     <w:basedOn w:val="3"/>
     <w:qFormat/>
@@ -4459,9 +7481,9 @@
       <w:rFonts w:cs="Noto Sans CJK SC"/>
     </w:rPr>
   </w:style>
-  <w:style w:type="table" w:styleId="9">
+  <w:style w:type="table" w:styleId="11">
     <w:name w:val="Table Grid"/>
-    <w:basedOn w:val="8"/>
+    <w:basedOn w:val="10"/>
     <w:qFormat/>
     <w:uiPriority w:val="0"/>
     <w:pPr>
@@ -4478,7 +7500,7 @@
       </w:tblBorders>
     </w:tblPr>
   </w:style>
-  <w:style w:type="character" w:styleId="11">
+  <w:style w:type="character" w:styleId="13">
     <w:name w:val="Strong"/>
     <w:qFormat/>
     <w:uiPriority w:val="0"/>
@@ -4487,15 +7509,15 @@
       <w:bCs/>
     </w:rPr>
   </w:style>
-  <w:style w:type="character" w:styleId="12">
+  <w:style w:type="character" w:styleId="14">
     <w:name w:val="page number"/>
-    <w:basedOn w:val="10"/>
+    <w:basedOn w:val="12"/>
     <w:qFormat/>
     <w:uiPriority w:val="0"/>
   </w:style>
-  <w:style w:type="character" w:styleId="13">
+  <w:style w:type="character" w:styleId="15">
     <w:name w:val="Placeholder Text"/>
-    <w:basedOn w:val="10"/>
+    <w:basedOn w:val="12"/>
     <w:unhideWhenUsed/>
     <w:qFormat/>
     <w:uiPriority w:val="99"/>
@@ -4503,13 +7525,13 @@
       <w:color w:val="808080"/>
     </w:rPr>
   </w:style>
-  <w:style w:type="character" w:customStyle="1" w:styleId="14">
+  <w:style w:type="character" w:customStyle="1" w:styleId="16">
     <w:name w:val="richtext"/>
-    <w:basedOn w:val="10"/>
+    <w:basedOn w:val="12"/>
     <w:qFormat/>
     <w:uiPriority w:val="0"/>
   </w:style>
-  <w:style w:type="character" w:customStyle="1" w:styleId="15">
+  <w:style w:type="character" w:customStyle="1" w:styleId="17">
     <w:name w:val="项目符号"/>
     <w:qFormat/>
     <w:uiPriority w:val="0"/>
@@ -4517,7 +7539,7 @@
       <w:rFonts w:ascii="OpenSymbol" w:hAnsi="OpenSymbol" w:eastAsia="OpenSymbol" w:cs="OpenSymbol"/>
     </w:rPr>
   </w:style>
-  <w:style w:type="paragraph" w:customStyle="1" w:styleId="16">
+  <w:style w:type="paragraph" w:customStyle="1" w:styleId="18">
     <w:name w:val="标题样式"/>
     <w:basedOn w:val="1"/>
     <w:next w:val="3"/>
@@ -4533,7 +7555,7 @@
       <w:szCs w:val="28"/>
     </w:rPr>
   </w:style>
-  <w:style w:type="paragraph" w:customStyle="1" w:styleId="17">
+  <w:style w:type="paragraph" w:customStyle="1" w:styleId="19">
     <w:name w:val="索引"/>
     <w:basedOn w:val="1"/>
     <w:qFormat/>
@@ -4545,13 +7567,13 @@
       <w:rFonts w:cs="Noto Sans CJK SC"/>
     </w:rPr>
   </w:style>
-  <w:style w:type="paragraph" w:customStyle="1" w:styleId="18">
+  <w:style w:type="paragraph" w:customStyle="1" w:styleId="20">
     <w:name w:val="页眉与页脚"/>
     <w:basedOn w:val="1"/>
     <w:qFormat/>
     <w:uiPriority w:val="0"/>
   </w:style>
-  <w:style w:type="paragraph" w:customStyle="1" w:styleId="19">
+  <w:style w:type="paragraph" w:customStyle="1" w:styleId="21">
     <w:name w:val="Char"/>
     <w:basedOn w:val="1"/>
     <w:qFormat/>
@@ -4567,7 +7589,7 @@
       <w:sz w:val="24"/>
     </w:rPr>
   </w:style>
-  <w:style w:type="paragraph" w:styleId="20">
+  <w:style w:type="paragraph" w:styleId="22">
     <w:name w:val="List Paragraph"/>
     <w:basedOn w:val="1"/>
     <w:qFormat/>
@@ -4576,9 +7598,48 @@
       <w:ind w:firstLine="420"/>
     </w:pPr>
   </w:style>
-  <w:style w:type="paragraph" w:customStyle="1" w:styleId="21">
+  <w:style w:type="paragraph" w:customStyle="1" w:styleId="23">
     <w:name w:val="框架内容"/>
     <w:basedOn w:val="1"/>
+    <w:qFormat/>
+    <w:uiPriority w:val="0"/>
+  </w:style>
+  <w:style w:type="paragraph" w:customStyle="1" w:styleId="24">
+    <w:name w:val="Compact"/>
+    <w:basedOn w:val="3"/>
+    <w:qFormat/>
+    <w:uiPriority w:val="0"/>
+    <w:pPr>
+      <w:spacing w:before="36" w:after="36"/>
+    </w:pPr>
+  </w:style>
+  <w:style w:type="table" w:customStyle="1" w:styleId="25">
+    <w:name w:val="Table"/>
+    <w:semiHidden/>
+    <w:unhideWhenUsed/>
+    <w:qFormat/>
+    <w:uiPriority w:val="0"/>
+    <w:tblPr>
+      <w:tblCellMar>
+        <w:top w:w="0" w:type="dxa"/>
+        <w:left w:w="108" w:type="dxa"/>
+        <w:bottom w:w="0" w:type="dxa"/>
+        <w:right w:w="108" w:type="dxa"/>
+      </w:tblCellMar>
+    </w:tblPr>
+    <w:tblStylePr w:type="firstRow">
+      <w:tcPr>
+        <w:tcBorders>
+          <w:bottom w:val="single" w:color="auto" w:sz="0" w:space="0"/>
+        </w:tcBorders>
+        <w:vAlign w:val="bottom"/>
+      </w:tcPr>
+    </w:tblStylePr>
+  </w:style>
+  <w:style w:type="paragraph" w:customStyle="1" w:styleId="26">
+    <w:name w:val="First Paragraph"/>
+    <w:basedOn w:val="3"/>
+    <w:next w:val="3"/>
     <w:qFormat/>
     <w:uiPriority w:val="0"/>
   </w:style>
